--- a/data/outputs/v2/Core_Mathematics/SS2.7_Surface_Area_and_Volume_of_Solids/Core_Mathematics_Surface_Area_and_Volume_of_Solids_FinalExplanation.docx
+++ b/data/outputs/v2/Core_Mathematics/SS2.7_Surface_Area_and_Volume_of_Solids/Core_Mathematics_Surface_Area_and_Volume_of_Solids_FinalExplanation.docx
@@ -38,6 +38,177 @@
           <w:szCs w:val="22"/>
         </w:rPr>
         <w:t xml:space="preserve">Student Assessment Document</w:t>
+      </w:r>
+    </w:p>
+    <w:p>
+      <w:pPr>
+        <w:spacing w:after="80" w:before="120"/>
+      </w:pPr>
+      <w:r>
+        <w:rPr>
+          <w:rFonts w:ascii="Arial" w:cs="Arial" w:eastAsia="Arial" w:hAnsi="Arial"/>
+          <w:b/>
+          <w:bCs/>
+          <w:color w:val="1F3864"/>
+          <w:sz w:val="20"/>
+          <w:szCs w:val="20"/>
+        </w:rPr>
+        <w:t xml:space="preserve">ATTRIBUTION AND LICENSING</w:t>
+      </w:r>
+    </w:p>
+    <w:p>
+      <w:pPr>
+        <w:spacing w:after="60" w:before="0"/>
+      </w:pPr>
+      <w:r>
+        <w:rPr>
+          <w:rFonts w:ascii="Arial" w:cs="Arial" w:eastAsia="Arial" w:hAnsi="Arial"/>
+          <w:b/>
+          <w:bCs/>
+          <w:sz w:val="17"/>
+          <w:szCs w:val="17"/>
+        </w:rPr>
+        <w:t xml:space="preserve">Curriculum Alignment: </w:t>
+      </w:r>
+      <w:r>
+        <w:rPr>
+          <w:rFonts w:ascii="Arial" w:cs="Arial" w:eastAsia="Arial" w:hAnsi="Arial"/>
+          <w:sz w:val="17"/>
+          <w:szCs w:val="17"/>
+        </w:rPr>
+        <w:t xml:space="preserve">Structured in pedagogical alignment with the competence-based curriculum format and learning outcomes established by the Kenya Institute of Curriculum Development (KICD). This material is independently developed and is not officially endorsed or published by KICD.</w:t>
+      </w:r>
+    </w:p>
+    <w:p>
+      <w:pPr>
+        <w:spacing w:after="60" w:before="0"/>
+      </w:pPr>
+      <w:r>
+        <w:rPr>
+          <w:rFonts w:ascii="Arial" w:cs="Arial" w:eastAsia="Arial" w:hAnsi="Arial"/>
+          <w:b/>
+          <w:bCs/>
+          <w:sz w:val="17"/>
+          <w:szCs w:val="17"/>
+        </w:rPr>
+        <w:t xml:space="preserve">Content &amp; Pedagogy: </w:t>
+      </w:r>
+      <w:r>
+        <w:rPr>
+          <w:rFonts w:ascii="Arial" w:cs="Arial" w:eastAsia="Arial" w:hAnsi="Arial"/>
+          <w:sz w:val="17"/>
+          <w:szCs w:val="17"/>
+        </w:rPr>
+        <w:t xml:space="preserve">Developed and adapted by the educator team at SeaVuria (registered 501(c)(3) in the United States and registered NGO in Kenya, No. 872-850A-BF11), who designed the pedagogical framework, lesson templates and exemplar lessons on which this material is based.</w:t>
+      </w:r>
+    </w:p>
+    <w:p>
+      <w:pPr>
+        <w:spacing w:after="60" w:before="0"/>
+      </w:pPr>
+      <w:r>
+        <w:rPr>
+          <w:rFonts w:ascii="Arial" w:cs="Arial" w:eastAsia="Arial" w:hAnsi="Arial"/>
+          <w:b/>
+          <w:bCs/>
+          <w:sz w:val="17"/>
+          <w:szCs w:val="17"/>
+        </w:rPr>
+        <w:t xml:space="preserve">Production &amp; Layout: </w:t>
+      </w:r>
+      <w:r>
+        <w:rPr>
+          <w:rFonts w:ascii="Arial" w:cs="Arial" w:eastAsia="Arial" w:hAnsi="Arial"/>
+          <w:sz w:val="17"/>
+          <w:szCs w:val="17"/>
+        </w:rPr>
+        <w:t xml:space="preserve">Educational design and curriculum sequencing by SeaVuria. Technical layout, structural formatting, and digital optimization/implementation executed in partnership with ARES Education (registered 501(c)(3) in the United States and Canada (as Afretech Aid) and registered NGO in Kenya), with lesson drafting and compilation assisted by AI (Claude, Anthropic).</w:t>
+      </w:r>
+    </w:p>
+    <w:p>
+      <w:pPr>
+        <w:pBdr>
+          <w:bottom w:val="single" w:color="1F3864" w:sz="6" w:space="6"/>
+        </w:pBdr>
+        <w:spacing w:after="60" w:before="0"/>
+      </w:pPr>
+      <w:r>
+        <w:rPr>
+          <w:rFonts w:ascii="Arial" w:cs="Arial" w:eastAsia="Arial" w:hAnsi="Arial"/>
+          <w:b/>
+          <w:bCs/>
+          <w:sz w:val="17"/>
+          <w:szCs w:val="17"/>
+        </w:rPr>
+        <w:t xml:space="preserve">Licensing &amp; Copyright: </w:t>
+      </w:r>
+      <w:r>
+        <w:rPr>
+          <w:rFonts w:ascii="Arial" w:cs="Arial" w:eastAsia="Arial" w:hAnsi="Arial"/>
+          <w:sz w:val="17"/>
+          <w:szCs w:val="17"/>
+        </w:rPr>
+        <w:t xml:space="preserve">© 2026 SeaVuria and ARES. This work is licensed under a </w:t>
+      </w:r>
+      <w:hyperlink w:history="1" r:id="rIdhn_3drzffd2uvwrlnij12">
+        <w:r>
+          <w:rPr>
+            <w:rFonts w:ascii="Arial" w:cs="Arial" w:eastAsia="Arial" w:hAnsi="Arial"/>
+            <w:color w:val="1F6B75"/>
+            <w:sz w:val="17"/>
+            <w:szCs w:val="17"/>
+            <w:u w:val="single" w:color="1F6B75"/>
+          </w:rPr>
+          <w:t xml:space="preserve">Creative Commons Attribution-NonCommercial 4.0 International License</w:t>
+        </w:r>
+      </w:hyperlink>
+      <w:r>
+        <w:rPr>
+          <w:rFonts w:ascii="Arial" w:cs="Arial" w:eastAsia="Arial" w:hAnsi="Arial"/>
+          <w:sz w:val="17"/>
+          <w:szCs w:val="17"/>
+        </w:rPr>
+        <w:t xml:space="preserve"> (</w:t>
+      </w:r>
+      <w:hyperlink w:history="1" r:id="rIdb9vfikncspg4-fjzrsqqt">
+        <w:r>
+          <w:rPr>
+            <w:rFonts w:ascii="Arial" w:cs="Arial" w:eastAsia="Arial" w:hAnsi="Arial"/>
+            <w:color w:val="1F6B75"/>
+            <w:sz w:val="17"/>
+            <w:szCs w:val="17"/>
+            <w:u w:val="single" w:color="1F6B75"/>
+          </w:rPr>
+          <w:t xml:space="preserve">CC BY-NC 4.0</w:t>
+        </w:r>
+      </w:hyperlink>
+      <w:r>
+        <w:rPr>
+          <w:rFonts w:ascii="Arial" w:cs="Arial" w:eastAsia="Arial" w:hAnsi="Arial"/>
+          <w:sz w:val="17"/>
+          <w:szCs w:val="17"/>
+        </w:rPr>
+        <w:t xml:space="preserve">). To view a copy of this license, visit </w:t>
+      </w:r>
+      <w:hyperlink w:history="1" r:id="rIdigshvyher2enfd4u2zqt_">
+        <w:r>
+          <w:rPr>
+            <w:rFonts w:ascii="Arial" w:cs="Arial" w:eastAsia="Arial" w:hAnsi="Arial"/>
+            <w:color w:val="1F6B75"/>
+            <w:sz w:val="17"/>
+            <w:szCs w:val="17"/>
+            <w:u w:val="single" w:color="1F6B75"/>
+          </w:rPr>
+          <w:t xml:space="preserve">https://creativecommons.org/licenses/by-nc/4.0/</w:t>
+        </w:r>
+      </w:hyperlink>
+      <w:r>
+        <w:rPr>
+          <w:rFonts w:ascii="Arial" w:cs="Arial" w:eastAsia="Arial" w:hAnsi="Arial"/>
+          <w:sz w:val="17"/>
+          <w:szCs w:val="17"/>
+        </w:rPr>
+        <w:t xml:space="preserve">. You are free to copy, redistribute, and adapt this material in any medium or format, provided appropriate credit is given and the material is not used for commercial purposes. KICD learning outcomes and curriculum designations reproduced here for alignment purposes remain the property of KICD and are not covered by this license. Linked external resources (e.g. CK-12, Khan Academy, PhET) are subject to their own licenses.</w:t>
       </w:r>
     </w:p>
     <w:p>

--- a/data/outputs/v2/Core_Mathematics/SS2.7_Surface_Area_and_Volume_of_Solids/Core_Mathematics_Surface_Area_and_Volume_of_Solids_FinalExplanation.docx
+++ b/data/outputs/v2/Core_Mathematics/SS2.7_Surface_Area_and_Volume_of_Solids/Core_Mathematics_Surface_Area_and_Volume_of_Solids_FinalExplanation.docx
@@ -95,7 +95,7 @@
                 <w:sz w:val="22"/>
                 <w:szCs w:val="22"/>
               </w:rPr>
-              <w:t xml:space="preserve">FINAL EXPLANATION: CORE MATHEMATICS — GRADE 10 | SUB-STRAND 2.7: SURFACE AREA AND VOLUME OF SOLIDS</w:t>
+              <w:t xml:space="preserve">FINAL EXPLANATION: CORE MATHEMATICS GRADE 10: SUB-STRAND 2.7 SURFACE AREA AND VOLUME OF SOLIDS – FINAL EXPLANATION</w:t>
             </w:r>
           </w:p>
         </w:tc>
@@ -422,7 +422,7 @@
                 <w:sz w:val="18"/>
                 <w:szCs w:val="18"/>
               </w:rPr>
-              <w:t xml:space="preserve">This is your Final Explanation document. Use it as a model to craft your own written answer to the driving question. Read each section carefully, study the exemplar responses, and then write your own explanation using evidence you gathered throughout the 8 lessons. Your answer should show that you understand the mathematics AND can apply it to real situations — just like an artisan in Eldoret designing metal containers for a posho mill. Write in full sentences. Show all working where calculations are required. Use correct mathematical vocabulary throughout.</w:t>
+              <w:t xml:space="preserve">Driving question: Why does the same amount of metal sheet make containers that hold very different amounts of grain, and how can a Kenyan artisan use mathematics to design the best solid shape for storage or construction? Use what you learned in Lessons 1 to 8 to answer each question below. Write in full sentences, show every step of your calculations, include units, and refer to the posho mill in Eldoret where you can. Round answers to the accuracy asked for. Use your Driving Question Board and your cumulative model portfolio to help you.</w:t>
             </w:r>
           </w:p>
         </w:tc>
@@ -450,14 +450,12 @@
         <w:tblLayout w:type="fixed"/>
       </w:tblPr>
       <w:tblGrid>
-        <w:gridCol w:w="3000"/>
-        <w:gridCol w:w="10680"/>
+        <w:gridCol w:w="13680"/>
       </w:tblGrid>
       <w:tr>
         <w:tc>
           <w:tcPr>
             <w:tcW w:type="dxa" w:w="13680"/>
-            <w:gridSpan w:val="2"/>
             <w:shd w:fill="1F3864" w:color="auto" w:val="clear"/>
             <w:tcMar>
               <w:top w:type="dxa" w:w="60"/>
@@ -483,15 +481,15 @@
                 <w:sz w:val="22"/>
                 <w:szCs w:val="22"/>
               </w:rPr>
-              <w:t xml:space="preserve">Section 1: Unpacking the Phenomenon — Why the Mill Owner Was Puzzled</w:t>
-            </w:r>
-          </w:p>
-        </w:tc>
-      </w:tr>
-      <w:tr>
-        <w:tc>
-          <w:tcPr>
-            <w:tcW w:type="dxa" w:w="3000"/>
+              <w:t xml:space="preserve">Part 1: What the metal sheet really tells us</w:t>
+            </w:r>
+          </w:p>
+        </w:tc>
+      </w:tr>
+      <w:tr>
+        <w:tc>
+          <w:tcPr>
+            <w:tcW w:type="dxa" w:w="13680"/>
             <w:shd w:fill="D9EEF1" w:color="auto" w:val="clear"/>
             <w:tcMar>
               <w:top w:type="dxa" w:w="60"/>
@@ -517,13 +515,18 @@
                 <w:sz w:val="18"/>
                 <w:szCs w:val="18"/>
               </w:rPr>
-              <w:t xml:space="preserve">Explain why the posho mill owner in Eldoret was confused. In your answer, clearly distinguish between surface area and volume, and explain why having the same surface area does NOT guarantee the same volume. Use the cylindrical drum and rectangular metal box as your examples.</w:t>
-            </w:r>
-          </w:p>
-        </w:tc>
-        <w:tc>
-          <w:tcPr>
-            <w:tcW w:type="dxa" w:w="10680"/>
+              <w:t xml:space="preserve">A posho mill owner in Eldoret has a rectangular metal box for storing maize. It measures l = 120 cm, w = 80 cm and h = 100 cm. The fundi who made it used the same total area of iron sheet for a cylindrical drum. (a) Write down the formula you use and calculate the total area of iron sheet used for the box. (b) Calculate the volume of the box in cm³ and in m³. (c) In your own words, explain what surface area measures and what volume measures. Say why knowing one of them does not tell you the other.</w:t>
+            </w:r>
+          </w:p>
+        </w:tc>
+      </w:tr>
+      <w:tr>
+        <w:trPr>
+          <w:trHeight w:val="4200" w:hRule="atLeast"/>
+        </w:trPr>
+        <w:tc>
+          <w:tcPr>
+            <w:tcW w:type="dxa" w:w="13680"/>
             <w:shd w:fill="FFFFFF" w:color="auto" w:val="clear"/>
             <w:tcMar>
               <w:top w:type="dxa" w:w="60"/>
@@ -543,127 +546,13 @@
                 <w:rFonts w:ascii="Arial" w:cs="Arial" w:eastAsia="Arial" w:hAnsi="Arial"/>
                 <w:b w:val="false"/>
                 <w:bCs w:val="false"/>
-                <w:i w:val="false"/>
-                <w:iCs w:val="false"/>
-                <w:color w:val="000000"/>
-                <w:sz w:val="18"/>
-                <w:szCs w:val="18"/>
-              </w:rPr>
-              <w:t xml:space="preserve">The mill owner noticed something surprising: two containers made from the same total area of iron sheet held very different amounts of maize grain. To understand why, we need to separate two ideas that are easy to mix up — surface area and volume.</w:t>
-            </w:r>
-          </w:p>
-          <w:p>
-            <w:pPr>
-              <w:spacing w:after="40" w:before="0"/>
-              <w:jc w:val="left"/>
-            </w:pPr>
-            <w:r>
-              <w:rPr>
-                <w:rFonts w:ascii="Arial" w:cs="Arial" w:eastAsia="Arial" w:hAnsi="Arial"/>
-                <w:b w:val="false"/>
-                <w:bCs w:val="false"/>
-                <w:i w:val="false"/>
-                <w:iCs w:val="false"/>
-                <w:color w:val="000000"/>
-                <w:sz w:val="18"/>
-                <w:szCs w:val="18"/>
-              </w:rPr>
-              <w:t xml:space="preserve"/>
-            </w:r>
-          </w:p>
-          <w:p>
-            <w:pPr>
-              <w:spacing w:after="40" w:before="0"/>
-              <w:jc w:val="left"/>
-            </w:pPr>
-            <w:r>
-              <w:rPr>
-                <w:rFonts w:ascii="Arial" w:cs="Arial" w:eastAsia="Arial" w:hAnsi="Arial"/>
-                <w:b w:val="false"/>
-                <w:bCs w:val="false"/>
-                <w:i w:val="false"/>
-                <w:iCs w:val="false"/>
-                <w:color w:val="000000"/>
-                <w:sz w:val="18"/>
-                <w:szCs w:val="18"/>
-              </w:rPr>
-              <w:t xml:space="preserve">Surface area is the total area of all the flat and curved faces that cover the outside of a solid. It tells you how much material — in this case, iron sheet — was used to build the container. Volume, on the other hand, is the amount of three-dimensional space inside the container. It tells you how much the container can hold — like how many kilograms of maize grain fit inside.</w:t>
-            </w:r>
-          </w:p>
-          <w:p>
-            <w:pPr>
-              <w:spacing w:after="40" w:before="0"/>
-              <w:jc w:val="left"/>
-            </w:pPr>
-            <w:r>
-              <w:rPr>
-                <w:rFonts w:ascii="Arial" w:cs="Arial" w:eastAsia="Arial" w:hAnsi="Arial"/>
-                <w:b w:val="false"/>
-                <w:bCs w:val="false"/>
-                <w:i w:val="false"/>
-                <w:iCs w:val="false"/>
-                <w:color w:val="000000"/>
-                <w:sz w:val="18"/>
-                <w:szCs w:val="18"/>
-              </w:rPr>
-              <w:t xml:space="preserve"/>
-            </w:r>
-          </w:p>
-          <w:p>
-            <w:pPr>
-              <w:spacing w:after="40" w:before="0"/>
-              <w:jc w:val="left"/>
-            </w:pPr>
-            <w:r>
-              <w:rPr>
-                <w:rFonts w:ascii="Arial" w:cs="Arial" w:eastAsia="Arial" w:hAnsi="Arial"/>
-                <w:b w:val="false"/>
-                <w:bCs w:val="false"/>
-                <w:i w:val="false"/>
-                <w:iCs w:val="false"/>
-                <w:color w:val="000000"/>
-                <w:sz w:val="18"/>
-                <w:szCs w:val="18"/>
-              </w:rPr>
-              <w:t xml:space="preserve">The key insight is this: surface area and volume are related to the shape of a solid, but they do not change in the same way. When you change the shape of a container while keeping the surface area fixed, the volume can increase or decrease depending on the new shape. This means that two containers built from exactly the same area of iron sheet can have very different capacities.</w:t>
-            </w:r>
-          </w:p>
-          <w:p>
-            <w:pPr>
-              <w:spacing w:after="40" w:before="0"/>
-              <w:jc w:val="left"/>
-            </w:pPr>
-            <w:r>
-              <w:rPr>
-                <w:rFonts w:ascii="Arial" w:cs="Arial" w:eastAsia="Arial" w:hAnsi="Arial"/>
-                <w:b w:val="false"/>
-                <w:bCs w:val="false"/>
-                <w:i w:val="false"/>
-                <w:iCs w:val="false"/>
-                <w:color w:val="000000"/>
-                <w:sz w:val="18"/>
-                <w:szCs w:val="18"/>
-              </w:rPr>
-              <w:t xml:space="preserve"/>
-            </w:r>
-          </w:p>
-          <w:p>
-            <w:pPr>
-              <w:spacing w:after="40" w:before="0"/>
-              <w:jc w:val="left"/>
-            </w:pPr>
-            <w:r>
-              <w:rPr>
-                <w:rFonts w:ascii="Arial" w:cs="Arial" w:eastAsia="Arial" w:hAnsi="Arial"/>
-                <w:b w:val="false"/>
-                <w:bCs w:val="false"/>
-                <w:i w:val="false"/>
-                <w:iCs w:val="false"/>
-                <w:color w:val="000000"/>
-                <w:sz w:val="18"/>
-                <w:szCs w:val="18"/>
-              </w:rPr>
-              <w:t xml:space="preserve">In our case, the cylindrical drum and the rectangular box both have the same surface area (same iron sheet used), but the cylinder encloses more interior space — so it holds more maize. The mill owner assumed equal material meant equal capacity, but shape is the hidden variable that changes everything.</w:t>
+                <w:i/>
+                <w:iCs/>
+                <w:color w:val="808080"/>
+                <w:sz w:val="18"/>
+                <w:szCs w:val="18"/>
+              </w:rPr>
+              <w:t xml:space="preserve">Write your answer here:</w:t>
             </w:r>
           </w:p>
         </w:tc>
@@ -691,14 +580,12 @@
         <w:tblLayout w:type="fixed"/>
       </w:tblPr>
       <w:tblGrid>
-        <w:gridCol w:w="3000"/>
-        <w:gridCol w:w="10680"/>
+        <w:gridCol w:w="13680"/>
       </w:tblGrid>
       <w:tr>
         <w:tc>
           <w:tcPr>
             <w:tcW w:type="dxa" w:w="13680"/>
-            <w:gridSpan w:val="2"/>
             <w:shd w:fill="1F3864" w:color="auto" w:val="clear"/>
             <w:tcMar>
               <w:top w:type="dxa" w:w="60"/>
@@ -724,15 +611,15 @@
                 <w:sz w:val="22"/>
                 <w:szCs w:val="22"/>
               </w:rPr>
-              <w:t xml:space="preserve">Section 2: Calculating Surface Area — Showing Your Working</w:t>
-            </w:r>
-          </w:p>
-        </w:tc>
-      </w:tr>
-      <w:tr>
-        <w:tc>
-          <w:tcPr>
-            <w:tcW w:type="dxa" w:w="3000"/>
+              <w:t xml:space="preserve">Part 2: Solving the posho mill mystery with numbers</w:t>
+            </w:r>
+          </w:p>
+        </w:tc>
+      </w:tr>
+      <w:tr>
+        <w:tc>
+          <w:tcPr>
+            <w:tcW w:type="dxa" w:w="13680"/>
             <w:shd w:fill="D9EEF1" w:color="auto" w:val="clear"/>
             <w:tcMar>
               <w:top w:type="dxa" w:w="60"/>
@@ -758,13 +645,18 @@
                 <w:sz w:val="18"/>
                 <w:szCs w:val="18"/>
               </w:rPr>
-              <w:t xml:space="preserve">A metalsmith in Eldoret uses a sheet of iron to make two containers: a closed cylinder with radius 35 cm and height 80 cm, and a closed rectangular box with length 60 cm, width 50 cm, and height 70 cm. Calculate the total surface area of each container. Show all working and state which container used more iron sheet. Use π = 22/7.</w:t>
-            </w:r>
-          </w:p>
-        </w:tc>
-        <w:tc>
-          <w:tcPr>
-            <w:tcW w:type="dxa" w:w="10680"/>
+              <w:t xml:space="preserve">The cylindrical drum is closed at top and bottom, is 100 cm tall, and is made from the same 59,200 cm² of iron sheet as the box. Its radius works out to about 59.2 cm. (a) Show, using the formula for the total surface area of a closed cylinder, that this radius matches the sheet area given. A small rounding difference is acceptable. (b) Calculate the volume of the drum in cm³ and in m³ to 2 decimal places. (c) Compare it with the box from Part 1. State which holds more maize, by how many cm³, and by about what percentage of the box's volume.</w:t>
+            </w:r>
+          </w:p>
+        </w:tc>
+      </w:tr>
+      <w:tr>
+        <w:trPr>
+          <w:trHeight w:val="4200" w:hRule="atLeast"/>
+        </w:trPr>
+        <w:tc>
+          <w:tcPr>
+            <w:tcW w:type="dxa" w:w="13680"/>
             <w:shd w:fill="FFFFFF" w:color="auto" w:val="clear"/>
             <w:tcMar>
               <w:top w:type="dxa" w:w="60"/>
@@ -784,336 +676,13 @@
                 <w:rFonts w:ascii="Arial" w:cs="Arial" w:eastAsia="Arial" w:hAnsi="Arial"/>
                 <w:b w:val="false"/>
                 <w:bCs w:val="false"/>
-                <w:i w:val="false"/>
-                <w:iCs w:val="false"/>
-                <w:color w:val="000000"/>
-                <w:sz w:val="18"/>
-                <w:szCs w:val="18"/>
-              </w:rPr>
-              <w:t xml:space="preserve">To compare how much iron sheet each container uses, we calculate the total surface area of each solid.</w:t>
-            </w:r>
-          </w:p>
-          <w:p>
-            <w:pPr>
-              <w:spacing w:after="40" w:before="0"/>
-              <w:jc w:val="left"/>
-            </w:pPr>
-            <w:r>
-              <w:rPr>
-                <w:rFonts w:ascii="Arial" w:cs="Arial" w:eastAsia="Arial" w:hAnsi="Arial"/>
-                <w:b w:val="false"/>
-                <w:bCs w:val="false"/>
-                <w:i w:val="false"/>
-                <w:iCs w:val="false"/>
-                <w:color w:val="000000"/>
-                <w:sz w:val="18"/>
-                <w:szCs w:val="18"/>
-              </w:rPr>
-              <w:t xml:space="preserve"/>
-            </w:r>
-          </w:p>
-          <w:p>
-            <w:pPr>
-              <w:spacing w:after="40" w:before="0"/>
-              <w:jc w:val="left"/>
-            </w:pPr>
-            <w:r>
-              <w:rPr>
-                <w:rFonts w:ascii="Arial" w:cs="Arial" w:eastAsia="Arial" w:hAnsi="Arial"/>
-                <w:b w:val="false"/>
-                <w:bCs w:val="false"/>
-                <w:i w:val="false"/>
-                <w:iCs w:val="false"/>
-                <w:color w:val="000000"/>
-                <w:sz w:val="18"/>
-                <w:szCs w:val="18"/>
-              </w:rPr>
-              <w:t xml:space="preserve">▸ CYLINDER (radius r = 35 cm, height h = 80 cm)</w:t>
-            </w:r>
-          </w:p>
-          <w:p>
-            <w:pPr>
-              <w:spacing w:after="40" w:before="0"/>
-              <w:jc w:val="left"/>
-            </w:pPr>
-            <w:r>
-              <w:rPr>
-                <w:rFonts w:ascii="Arial" w:cs="Arial" w:eastAsia="Arial" w:hAnsi="Arial"/>
-                <w:b w:val="false"/>
-                <w:bCs w:val="false"/>
-                <w:i w:val="false"/>
-                <w:iCs w:val="false"/>
-                <w:color w:val="000000"/>
-                <w:sz w:val="18"/>
-                <w:szCs w:val="18"/>
-              </w:rPr>
-              <w:t xml:space="preserve">Total Surface Area of a cylinder = 2πr² + 2πrh</w:t>
-            </w:r>
-          </w:p>
-          <w:p>
-            <w:pPr>
-              <w:spacing w:after="40" w:before="0"/>
-              <w:jc w:val="left"/>
-            </w:pPr>
-            <w:r>
-              <w:rPr>
-                <w:rFonts w:ascii="Arial" w:cs="Arial" w:eastAsia="Arial" w:hAnsi="Arial"/>
-                <w:b w:val="false"/>
-                <w:bCs w:val="false"/>
-                <w:i w:val="false"/>
-                <w:iCs w:val="false"/>
-                <w:color w:val="000000"/>
-                <w:sz w:val="18"/>
-                <w:szCs w:val="18"/>
-              </w:rPr>
-              <w:t xml:space="preserve">= 2 × (22/7) × 35² + 2 × (22/7) × 35 × 80</w:t>
-            </w:r>
-          </w:p>
-          <w:p>
-            <w:pPr>
-              <w:spacing w:after="40" w:before="0"/>
-              <w:jc w:val="left"/>
-            </w:pPr>
-            <w:r>
-              <w:rPr>
-                <w:rFonts w:ascii="Arial" w:cs="Arial" w:eastAsia="Arial" w:hAnsi="Arial"/>
-                <w:b w:val="false"/>
-                <w:bCs w:val="false"/>
-                <w:i w:val="false"/>
-                <w:iCs w:val="false"/>
-                <w:color w:val="000000"/>
-                <w:sz w:val="18"/>
-                <w:szCs w:val="18"/>
-              </w:rPr>
-              <w:t xml:space="preserve">= 2 × (22/7) × 1 225 + 2 × (22/7) × 2 800</w:t>
-            </w:r>
-          </w:p>
-          <w:p>
-            <w:pPr>
-              <w:spacing w:after="40" w:before="0"/>
-              <w:jc w:val="left"/>
-            </w:pPr>
-            <w:r>
-              <w:rPr>
-                <w:rFonts w:ascii="Arial" w:cs="Arial" w:eastAsia="Arial" w:hAnsi="Arial"/>
-                <w:b w:val="false"/>
-                <w:bCs w:val="false"/>
-                <w:i w:val="false"/>
-                <w:iCs w:val="false"/>
-                <w:color w:val="000000"/>
-                <w:sz w:val="18"/>
-                <w:szCs w:val="18"/>
-              </w:rPr>
-              <w:t xml:space="preserve">= 2 × 3 850 + 2 × 8 800</w:t>
-            </w:r>
-          </w:p>
-          <w:p>
-            <w:pPr>
-              <w:spacing w:after="40" w:before="0"/>
-              <w:jc w:val="left"/>
-            </w:pPr>
-            <w:r>
-              <w:rPr>
-                <w:rFonts w:ascii="Arial" w:cs="Arial" w:eastAsia="Arial" w:hAnsi="Arial"/>
-                <w:b w:val="false"/>
-                <w:bCs w:val="false"/>
-                <w:i w:val="false"/>
-                <w:iCs w:val="false"/>
-                <w:color w:val="000000"/>
-                <w:sz w:val="18"/>
-                <w:szCs w:val="18"/>
-              </w:rPr>
-              <w:t xml:space="preserve">= 7 700 + 17 600</w:t>
-            </w:r>
-          </w:p>
-          <w:p>
-            <w:pPr>
-              <w:spacing w:after="40" w:before="0"/>
-              <w:jc w:val="left"/>
-            </w:pPr>
-            <w:r>
-              <w:rPr>
-                <w:rFonts w:ascii="Arial" w:cs="Arial" w:eastAsia="Arial" w:hAnsi="Arial"/>
-                <w:b w:val="false"/>
-                <w:bCs w:val="false"/>
-                <w:i w:val="false"/>
-                <w:iCs w:val="false"/>
-                <w:color w:val="000000"/>
-                <w:sz w:val="18"/>
-                <w:szCs w:val="18"/>
-              </w:rPr>
-              <w:t xml:space="preserve">= 25 300 cm²</w:t>
-            </w:r>
-          </w:p>
-          <w:p>
-            <w:pPr>
-              <w:spacing w:after="40" w:before="0"/>
-              <w:jc w:val="left"/>
-            </w:pPr>
-            <w:r>
-              <w:rPr>
-                <w:rFonts w:ascii="Arial" w:cs="Arial" w:eastAsia="Arial" w:hAnsi="Arial"/>
-                <w:b w:val="false"/>
-                <w:bCs w:val="false"/>
-                <w:i w:val="false"/>
-                <w:iCs w:val="false"/>
-                <w:color w:val="000000"/>
-                <w:sz w:val="18"/>
-                <w:szCs w:val="18"/>
-              </w:rPr>
-              <w:t xml:space="preserve"/>
-            </w:r>
-          </w:p>
-          <w:p>
-            <w:pPr>
-              <w:spacing w:after="40" w:before="0"/>
-              <w:jc w:val="left"/>
-            </w:pPr>
-            <w:r>
-              <w:rPr>
-                <w:rFonts w:ascii="Arial" w:cs="Arial" w:eastAsia="Arial" w:hAnsi="Arial"/>
-                <w:b w:val="false"/>
-                <w:bCs w:val="false"/>
-                <w:i w:val="false"/>
-                <w:iCs w:val="false"/>
-                <w:color w:val="000000"/>
-                <w:sz w:val="18"/>
-                <w:szCs w:val="18"/>
-              </w:rPr>
-              <w:t xml:space="preserve">▸ RECTANGULAR BOX (l = 60 cm, w = 50 cm, h = 70 cm)</w:t>
-            </w:r>
-          </w:p>
-          <w:p>
-            <w:pPr>
-              <w:spacing w:after="40" w:before="0"/>
-              <w:jc w:val="left"/>
-            </w:pPr>
-            <w:r>
-              <w:rPr>
-                <w:rFonts w:ascii="Arial" w:cs="Arial" w:eastAsia="Arial" w:hAnsi="Arial"/>
-                <w:b w:val="false"/>
-                <w:bCs w:val="false"/>
-                <w:i w:val="false"/>
-                <w:iCs w:val="false"/>
-                <w:color w:val="000000"/>
-                <w:sz w:val="18"/>
-                <w:szCs w:val="18"/>
-              </w:rPr>
-              <w:t xml:space="preserve">Total Surface Area = 2(lw + lh + wh)</w:t>
-            </w:r>
-          </w:p>
-          <w:p>
-            <w:pPr>
-              <w:spacing w:after="40" w:before="0"/>
-              <w:jc w:val="left"/>
-            </w:pPr>
-            <w:r>
-              <w:rPr>
-                <w:rFonts w:ascii="Arial" w:cs="Arial" w:eastAsia="Arial" w:hAnsi="Arial"/>
-                <w:b w:val="false"/>
-                <w:bCs w:val="false"/>
-                <w:i w:val="false"/>
-                <w:iCs w:val="false"/>
-                <w:color w:val="000000"/>
-                <w:sz w:val="18"/>
-                <w:szCs w:val="18"/>
-              </w:rPr>
-              <w:t xml:space="preserve">= 2(60×50 + 60×70 + 50×70)</w:t>
-            </w:r>
-          </w:p>
-          <w:p>
-            <w:pPr>
-              <w:spacing w:after="40" w:before="0"/>
-              <w:jc w:val="left"/>
-            </w:pPr>
-            <w:r>
-              <w:rPr>
-                <w:rFonts w:ascii="Arial" w:cs="Arial" w:eastAsia="Arial" w:hAnsi="Arial"/>
-                <w:b w:val="false"/>
-                <w:bCs w:val="false"/>
-                <w:i w:val="false"/>
-                <w:iCs w:val="false"/>
-                <w:color w:val="000000"/>
-                <w:sz w:val="18"/>
-                <w:szCs w:val="18"/>
-              </w:rPr>
-              <w:t xml:space="preserve">= 2(3 000 + 4 200 + 3 500)</w:t>
-            </w:r>
-          </w:p>
-          <w:p>
-            <w:pPr>
-              <w:spacing w:after="40" w:before="0"/>
-              <w:jc w:val="left"/>
-            </w:pPr>
-            <w:r>
-              <w:rPr>
-                <w:rFonts w:ascii="Arial" w:cs="Arial" w:eastAsia="Arial" w:hAnsi="Arial"/>
-                <w:b w:val="false"/>
-                <w:bCs w:val="false"/>
-                <w:i w:val="false"/>
-                <w:iCs w:val="false"/>
-                <w:color w:val="000000"/>
-                <w:sz w:val="18"/>
-                <w:szCs w:val="18"/>
-              </w:rPr>
-              <w:t xml:space="preserve">= 2 × 10 700</w:t>
-            </w:r>
-          </w:p>
-          <w:p>
-            <w:pPr>
-              <w:spacing w:after="40" w:before="0"/>
-              <w:jc w:val="left"/>
-            </w:pPr>
-            <w:r>
-              <w:rPr>
-                <w:rFonts w:ascii="Arial" w:cs="Arial" w:eastAsia="Arial" w:hAnsi="Arial"/>
-                <w:b w:val="false"/>
-                <w:bCs w:val="false"/>
-                <w:i w:val="false"/>
-                <w:iCs w:val="false"/>
-                <w:color w:val="000000"/>
-                <w:sz w:val="18"/>
-                <w:szCs w:val="18"/>
-              </w:rPr>
-              <w:t xml:space="preserve">= 21 400 cm²</w:t>
-            </w:r>
-          </w:p>
-          <w:p>
-            <w:pPr>
-              <w:spacing w:after="40" w:before="0"/>
-              <w:jc w:val="left"/>
-            </w:pPr>
-            <w:r>
-              <w:rPr>
-                <w:rFonts w:ascii="Arial" w:cs="Arial" w:eastAsia="Arial" w:hAnsi="Arial"/>
-                <w:b w:val="false"/>
-                <w:bCs w:val="false"/>
-                <w:i w:val="false"/>
-                <w:iCs w:val="false"/>
-                <w:color w:val="000000"/>
-                <w:sz w:val="18"/>
-                <w:szCs w:val="18"/>
-              </w:rPr>
-              <w:t xml:space="preserve"/>
-            </w:r>
-          </w:p>
-          <w:p>
-            <w:pPr>
-              <w:spacing w:after="40" w:before="0"/>
-              <w:jc w:val="left"/>
-            </w:pPr>
-            <w:r>
-              <w:rPr>
-                <w:rFonts w:ascii="Arial" w:cs="Arial" w:eastAsia="Arial" w:hAnsi="Arial"/>
-                <w:b w:val="false"/>
-                <w:bCs w:val="false"/>
-                <w:i w:val="false"/>
-                <w:iCs w:val="false"/>
-                <w:color w:val="000000"/>
-                <w:sz w:val="18"/>
-                <w:szCs w:val="18"/>
-              </w:rPr>
-              <w:t xml:space="preserve">The cylinder uses more iron sheet (25 300 cm² &gt; 21 400 cm²). This tells us that if a metalsmith wanted to use the same iron sheet for both, they would need to adjust the dimensions. Surface area calculations like these help artisans plan how much material to buy before cutting any metal — saving both time and money at the workshop.</w:t>
+                <w:i/>
+                <w:iCs/>
+                <w:color w:val="808080"/>
+                <w:sz w:val="18"/>
+                <w:szCs w:val="18"/>
+              </w:rPr>
+              <w:t xml:space="preserve">Write your answer here:</w:t>
             </w:r>
           </w:p>
         </w:tc>
@@ -1141,14 +710,12 @@
         <w:tblLayout w:type="fixed"/>
       </w:tblPr>
       <w:tblGrid>
-        <w:gridCol w:w="3000"/>
-        <w:gridCol w:w="10680"/>
+        <w:gridCol w:w="13680"/>
       </w:tblGrid>
       <w:tr>
         <w:tc>
           <w:tcPr>
             <w:tcW w:type="dxa" w:w="13680"/>
-            <w:gridSpan w:val="2"/>
             <w:shd w:fill="1F3864" w:color="auto" w:val="clear"/>
             <w:tcMar>
               <w:top w:type="dxa" w:w="60"/>
@@ -1174,15 +741,15 @@
                 <w:sz w:val="22"/>
                 <w:szCs w:val="22"/>
               </w:rPr>
-              <w:t xml:space="preserve">Section 3: Calculating Volume — How Much Grain Can Each Container Hold?</w:t>
-            </w:r>
-          </w:p>
-        </w:tc>
-      </w:tr>
-      <w:tr>
-        <w:tc>
-          <w:tcPr>
-            <w:tcW w:type="dxa" w:w="3000"/>
+              <w:t xml:space="preserve">Part 3: Why the cylinder wins</w:t>
+            </w:r>
+          </w:p>
+        </w:tc>
+      </w:tr>
+      <w:tr>
+        <w:tc>
+          <w:tcPr>
+            <w:tcW w:type="dxa" w:w="13680"/>
             <w:shd w:fill="D9EEF1" w:color="auto" w:val="clear"/>
             <w:tcMar>
               <w:top w:type="dxa" w:w="60"/>
@@ -1208,13 +775,18 @@
                 <w:sz w:val="18"/>
                 <w:szCs w:val="18"/>
               </w:rPr>
-              <w:t xml:space="preserve">Using the same two containers from Section 2, calculate the volume of each solid. Show all working. Then explain what your results tell the posho mill owner about which container to choose for storing the most maize grain. Use π = 22/7.</w:t>
-            </w:r>
-          </w:p>
-        </w:tc>
-        <w:tc>
-          <w:tcPr>
-            <w:tcW w:type="dxa" w:w="10680"/>
+              <w:t xml:space="preserve">Use your understanding of shapes to explain to the mill owner why the cylindrical drum holds more maize than the rectangular box even though both used the same area of iron sheet. In your explanation: (a) say what the same-height drum and box have in common and what is different about their base shapes; (b) use the idea of the isoperimetric principle from Lesson 8; (c) explain why this means your answer is not just a coincidence of these particular dimensions.</w:t>
+            </w:r>
+          </w:p>
+        </w:tc>
+      </w:tr>
+      <w:tr>
+        <w:trPr>
+          <w:trHeight w:val="4200" w:hRule="atLeast"/>
+        </w:trPr>
+        <w:tc>
+          <w:tcPr>
+            <w:tcW w:type="dxa" w:w="13680"/>
             <w:shd w:fill="FFFFFF" w:color="auto" w:val="clear"/>
             <w:tcMar>
               <w:top w:type="dxa" w:w="60"/>
@@ -1234,376 +806,13 @@
                 <w:rFonts w:ascii="Arial" w:cs="Arial" w:eastAsia="Arial" w:hAnsi="Arial"/>
                 <w:b w:val="false"/>
                 <w:bCs w:val="false"/>
-                <w:i w:val="false"/>
-                <w:iCs w:val="false"/>
-                <w:color w:val="000000"/>
-                <w:sz w:val="18"/>
-                <w:szCs w:val="18"/>
-              </w:rPr>
-              <w:t xml:space="preserve">Now we calculate how much maize grain each container can hold by finding its volume.</w:t>
-            </w:r>
-          </w:p>
-          <w:p>
-            <w:pPr>
-              <w:spacing w:after="40" w:before="0"/>
-              <w:jc w:val="left"/>
-            </w:pPr>
-            <w:r>
-              <w:rPr>
-                <w:rFonts w:ascii="Arial" w:cs="Arial" w:eastAsia="Arial" w:hAnsi="Arial"/>
-                <w:b w:val="false"/>
-                <w:bCs w:val="false"/>
-                <w:i w:val="false"/>
-                <w:iCs w:val="false"/>
-                <w:color w:val="000000"/>
-                <w:sz w:val="18"/>
-                <w:szCs w:val="18"/>
-              </w:rPr>
-              <w:t xml:space="preserve"/>
-            </w:r>
-          </w:p>
-          <w:p>
-            <w:pPr>
-              <w:spacing w:after="40" w:before="0"/>
-              <w:jc w:val="left"/>
-            </w:pPr>
-            <w:r>
-              <w:rPr>
-                <w:rFonts w:ascii="Arial" w:cs="Arial" w:eastAsia="Arial" w:hAnsi="Arial"/>
-                <w:b w:val="false"/>
-                <w:bCs w:val="false"/>
-                <w:i w:val="false"/>
-                <w:iCs w:val="false"/>
-                <w:color w:val="000000"/>
-                <w:sz w:val="18"/>
-                <w:szCs w:val="18"/>
-              </w:rPr>
-              <w:t xml:space="preserve">▸ CYLINDER (r = 35 cm, h = 80 cm)</w:t>
-            </w:r>
-          </w:p>
-          <w:p>
-            <w:pPr>
-              <w:spacing w:after="40" w:before="0"/>
-              <w:jc w:val="left"/>
-            </w:pPr>
-            <w:r>
-              <w:rPr>
-                <w:rFonts w:ascii="Arial" w:cs="Arial" w:eastAsia="Arial" w:hAnsi="Arial"/>
-                <w:b w:val="false"/>
-                <w:bCs w:val="false"/>
-                <w:i w:val="false"/>
-                <w:iCs w:val="false"/>
-                <w:color w:val="000000"/>
-                <w:sz w:val="18"/>
-                <w:szCs w:val="18"/>
-              </w:rPr>
-              <w:t xml:space="preserve">Volume of a cylinder = πr²h</w:t>
-            </w:r>
-          </w:p>
-          <w:p>
-            <w:pPr>
-              <w:spacing w:after="40" w:before="0"/>
-              <w:jc w:val="left"/>
-            </w:pPr>
-            <w:r>
-              <w:rPr>
-                <w:rFonts w:ascii="Arial" w:cs="Arial" w:eastAsia="Arial" w:hAnsi="Arial"/>
-                <w:b w:val="false"/>
-                <w:bCs w:val="false"/>
-                <w:i w:val="false"/>
-                <w:iCs w:val="false"/>
-                <w:color w:val="000000"/>
-                <w:sz w:val="18"/>
-                <w:szCs w:val="18"/>
-              </w:rPr>
-              <w:t xml:space="preserve">= (22/7) × 35² × 80</w:t>
-            </w:r>
-          </w:p>
-          <w:p>
-            <w:pPr>
-              <w:spacing w:after="40" w:before="0"/>
-              <w:jc w:val="left"/>
-            </w:pPr>
-            <w:r>
-              <w:rPr>
-                <w:rFonts w:ascii="Arial" w:cs="Arial" w:eastAsia="Arial" w:hAnsi="Arial"/>
-                <w:b w:val="false"/>
-                <w:bCs w:val="false"/>
-                <w:i w:val="false"/>
-                <w:iCs w:val="false"/>
-                <w:color w:val="000000"/>
-                <w:sz w:val="18"/>
-                <w:szCs w:val="18"/>
-              </w:rPr>
-              <w:t xml:space="preserve">= (22/7) × 1 225 × 80</w:t>
-            </w:r>
-          </w:p>
-          <w:p>
-            <w:pPr>
-              <w:spacing w:after="40" w:before="0"/>
-              <w:jc w:val="left"/>
-            </w:pPr>
-            <w:r>
-              <w:rPr>
-                <w:rFonts w:ascii="Arial" w:cs="Arial" w:eastAsia="Arial" w:hAnsi="Arial"/>
-                <w:b w:val="false"/>
-                <w:bCs w:val="false"/>
-                <w:i w:val="false"/>
-                <w:iCs w:val="false"/>
-                <w:color w:val="000000"/>
-                <w:sz w:val="18"/>
-                <w:szCs w:val="18"/>
-              </w:rPr>
-              <w:t xml:space="preserve">= (22/7) × 98 000</w:t>
-            </w:r>
-          </w:p>
-          <w:p>
-            <w:pPr>
-              <w:spacing w:after="40" w:before="0"/>
-              <w:jc w:val="left"/>
-            </w:pPr>
-            <w:r>
-              <w:rPr>
-                <w:rFonts w:ascii="Arial" w:cs="Arial" w:eastAsia="Arial" w:hAnsi="Arial"/>
-                <w:b w:val="false"/>
-                <w:bCs w:val="false"/>
-                <w:i w:val="false"/>
-                <w:iCs w:val="false"/>
-                <w:color w:val="000000"/>
-                <w:sz w:val="18"/>
-                <w:szCs w:val="18"/>
-              </w:rPr>
-              <w:t xml:space="preserve">= 22 × 14 000</w:t>
-            </w:r>
-          </w:p>
-          <w:p>
-            <w:pPr>
-              <w:spacing w:after="40" w:before="0"/>
-              <w:jc w:val="left"/>
-            </w:pPr>
-            <w:r>
-              <w:rPr>
-                <w:rFonts w:ascii="Arial" w:cs="Arial" w:eastAsia="Arial" w:hAnsi="Arial"/>
-                <w:b w:val="false"/>
-                <w:bCs w:val="false"/>
-                <w:i w:val="false"/>
-                <w:iCs w:val="false"/>
-                <w:color w:val="000000"/>
-                <w:sz w:val="18"/>
-                <w:szCs w:val="18"/>
-              </w:rPr>
-              <w:t xml:space="preserve">= 308 000 cm³</w:t>
-            </w:r>
-          </w:p>
-          <w:p>
-            <w:pPr>
-              <w:spacing w:after="40" w:before="0"/>
-              <w:jc w:val="left"/>
-            </w:pPr>
-            <w:r>
-              <w:rPr>
-                <w:rFonts w:ascii="Arial" w:cs="Arial" w:eastAsia="Arial" w:hAnsi="Arial"/>
-                <w:b w:val="false"/>
-                <w:bCs w:val="false"/>
-                <w:i w:val="false"/>
-                <w:iCs w:val="false"/>
-                <w:color w:val="000000"/>
-                <w:sz w:val="18"/>
-                <w:szCs w:val="18"/>
-              </w:rPr>
-              <w:t xml:space="preserve"/>
-            </w:r>
-          </w:p>
-          <w:p>
-            <w:pPr>
-              <w:spacing w:after="40" w:before="0"/>
-              <w:jc w:val="left"/>
-            </w:pPr>
-            <w:r>
-              <w:rPr>
-                <w:rFonts w:ascii="Arial" w:cs="Arial" w:eastAsia="Arial" w:hAnsi="Arial"/>
-                <w:b w:val="false"/>
-                <w:bCs w:val="false"/>
-                <w:i w:val="false"/>
-                <w:iCs w:val="false"/>
-                <w:color w:val="000000"/>
-                <w:sz w:val="18"/>
-                <w:szCs w:val="18"/>
-              </w:rPr>
-              <w:t xml:space="preserve">▸ RECTANGULAR BOX (l = 60 cm, w = 50 cm, h = 70 cm)</w:t>
-            </w:r>
-          </w:p>
-          <w:p>
-            <w:pPr>
-              <w:spacing w:after="40" w:before="0"/>
-              <w:jc w:val="left"/>
-            </w:pPr>
-            <w:r>
-              <w:rPr>
-                <w:rFonts w:ascii="Arial" w:cs="Arial" w:eastAsia="Arial" w:hAnsi="Arial"/>
-                <w:b w:val="false"/>
-                <w:bCs w:val="false"/>
-                <w:i w:val="false"/>
-                <w:iCs w:val="false"/>
-                <w:color w:val="000000"/>
-                <w:sz w:val="18"/>
-                <w:szCs w:val="18"/>
-              </w:rPr>
-              <w:t xml:space="preserve">Volume = l × w × h</w:t>
-            </w:r>
-          </w:p>
-          <w:p>
-            <w:pPr>
-              <w:spacing w:after="40" w:before="0"/>
-              <w:jc w:val="left"/>
-            </w:pPr>
-            <w:r>
-              <w:rPr>
-                <w:rFonts w:ascii="Arial" w:cs="Arial" w:eastAsia="Arial" w:hAnsi="Arial"/>
-                <w:b w:val="false"/>
-                <w:bCs w:val="false"/>
-                <w:i w:val="false"/>
-                <w:iCs w:val="false"/>
-                <w:color w:val="000000"/>
-                <w:sz w:val="18"/>
-                <w:szCs w:val="18"/>
-              </w:rPr>
-              <w:t xml:space="preserve">= 60 × 50 × 70</w:t>
-            </w:r>
-          </w:p>
-          <w:p>
-            <w:pPr>
-              <w:spacing w:after="40" w:before="0"/>
-              <w:jc w:val="left"/>
-            </w:pPr>
-            <w:r>
-              <w:rPr>
-                <w:rFonts w:ascii="Arial" w:cs="Arial" w:eastAsia="Arial" w:hAnsi="Arial"/>
-                <w:b w:val="false"/>
-                <w:bCs w:val="false"/>
-                <w:i w:val="false"/>
-                <w:iCs w:val="false"/>
-                <w:color w:val="000000"/>
-                <w:sz w:val="18"/>
-                <w:szCs w:val="18"/>
-              </w:rPr>
-              <w:t xml:space="preserve">= 210 000 cm³</w:t>
-            </w:r>
-          </w:p>
-          <w:p>
-            <w:pPr>
-              <w:spacing w:after="40" w:before="0"/>
-              <w:jc w:val="left"/>
-            </w:pPr>
-            <w:r>
-              <w:rPr>
-                <w:rFonts w:ascii="Arial" w:cs="Arial" w:eastAsia="Arial" w:hAnsi="Arial"/>
-                <w:b w:val="false"/>
-                <w:bCs w:val="false"/>
-                <w:i w:val="false"/>
-                <w:iCs w:val="false"/>
-                <w:color w:val="000000"/>
-                <w:sz w:val="18"/>
-                <w:szCs w:val="18"/>
-              </w:rPr>
-              <w:t xml:space="preserve"/>
-            </w:r>
-          </w:p>
-          <w:p>
-            <w:pPr>
-              <w:spacing w:after="40" w:before="0"/>
-              <w:jc w:val="left"/>
-            </w:pPr>
-            <w:r>
-              <w:rPr>
-                <w:rFonts w:ascii="Arial" w:cs="Arial" w:eastAsia="Arial" w:hAnsi="Arial"/>
-                <w:b w:val="false"/>
-                <w:bCs w:val="false"/>
-                <w:i w:val="false"/>
-                <w:iCs w:val="false"/>
-                <w:color w:val="000000"/>
-                <w:sz w:val="18"/>
-                <w:szCs w:val="18"/>
-              </w:rPr>
-              <w:t xml:space="preserve">Converting to litres (since 1 litre = 1 000 cm³):</w:t>
-            </w:r>
-          </w:p>
-          <w:p>
-            <w:pPr>
-              <w:spacing w:after="30" w:before="0"/>
-              <w:ind w:left="360" w:hanging="180"/>
-              <w:jc w:val="left"/>
-            </w:pPr>
-            <w:r>
-              <w:rPr>
-                <w:rFonts w:ascii="Arial" w:cs="Arial" w:eastAsia="Arial" w:hAnsi="Arial"/>
-                <w:b w:val="false"/>
-                <w:bCs w:val="false"/>
-                <w:i w:val="false"/>
-                <w:iCs w:val="false"/>
-                <w:color w:val="000000"/>
-                <w:sz w:val="18"/>
-                <w:szCs w:val="18"/>
-              </w:rPr>
-              <w:t xml:space="preserve">–  Cylinder: 308 000 ÷ 1 000 = 308 litres</w:t>
-            </w:r>
-          </w:p>
-          <w:p>
-            <w:pPr>
-              <w:spacing w:after="30" w:before="0"/>
-              <w:ind w:left="360" w:hanging="180"/>
-              <w:jc w:val="left"/>
-            </w:pPr>
-            <w:r>
-              <w:rPr>
-                <w:rFonts w:ascii="Arial" w:cs="Arial" w:eastAsia="Arial" w:hAnsi="Arial"/>
-                <w:b w:val="false"/>
-                <w:bCs w:val="false"/>
-                <w:i w:val="false"/>
-                <w:iCs w:val="false"/>
-                <w:color w:val="000000"/>
-                <w:sz w:val="18"/>
-                <w:szCs w:val="18"/>
-              </w:rPr>
-              <w:t xml:space="preserve">–  Rectangular box: 210 000 ÷ 1 000 = 210 litres</w:t>
-            </w:r>
-          </w:p>
-          <w:p>
-            <w:pPr>
-              <w:spacing w:after="40" w:before="0"/>
-              <w:jc w:val="left"/>
-            </w:pPr>
-            <w:r>
-              <w:rPr>
-                <w:rFonts w:ascii="Arial" w:cs="Arial" w:eastAsia="Arial" w:hAnsi="Arial"/>
-                <w:b w:val="false"/>
-                <w:bCs w:val="false"/>
-                <w:i w:val="false"/>
-                <w:iCs w:val="false"/>
-                <w:color w:val="000000"/>
-                <w:sz w:val="18"/>
-                <w:szCs w:val="18"/>
-              </w:rPr>
-              <w:t xml:space="preserve"/>
-            </w:r>
-          </w:p>
-          <w:p>
-            <w:pPr>
-              <w:spacing w:after="40" w:before="0"/>
-              <w:jc w:val="left"/>
-            </w:pPr>
-            <w:r>
-              <w:rPr>
-                <w:rFonts w:ascii="Arial" w:cs="Arial" w:eastAsia="Arial" w:hAnsi="Arial"/>
-                <w:b w:val="false"/>
-                <w:bCs w:val="false"/>
-                <w:i w:val="false"/>
-                <w:iCs w:val="false"/>
-                <w:color w:val="000000"/>
-                <w:sz w:val="18"/>
-                <w:szCs w:val="18"/>
-              </w:rPr>
-              <w:t xml:space="preserve">The cylindrical drum holds 308 litres while the rectangular box holds only 210 litres — a difference of 98 litres, which is nearly 100 litres more maize! This confirms what the mill owner observed: the cylinder holds significantly more grain. Even though both containers look similar in size from the outside, the circular cross-section of the cylinder is mathematically more efficient at enclosing volume. This is why silos and storage drums used by farmers across the Rift Valley are almost always cylindrical — the shape maximises storage capacity for the material used.</w:t>
+                <w:i/>
+                <w:iCs/>
+                <w:color w:val="808080"/>
+                <w:sz w:val="18"/>
+                <w:szCs w:val="18"/>
+              </w:rPr>
+              <w:t xml:space="preserve">Write your answer here:</w:t>
             </w:r>
           </w:p>
         </w:tc>
@@ -1631,14 +840,12 @@
         <w:tblLayout w:type="fixed"/>
       </w:tblPr>
       <w:tblGrid>
-        <w:gridCol w:w="3000"/>
-        <w:gridCol w:w="10680"/>
+        <w:gridCol w:w="13680"/>
       </w:tblGrid>
       <w:tr>
         <w:tc>
           <w:tcPr>
             <w:tcW w:type="dxa" w:w="13680"/>
-            <w:gridSpan w:val="2"/>
             <w:shd w:fill="1F3864" w:color="auto" w:val="clear"/>
             <w:tcMar>
               <w:top w:type="dxa" w:w="60"/>
@@ -1664,15 +871,15 @@
                 <w:sz w:val="22"/>
                 <w:szCs w:val="22"/>
               </w:rPr>
-              <w:t xml:space="preserve">Section 4: The Artisan's Design Challenge — Applying Mathematics to Optimise a Container</w:t>
-            </w:r>
-          </w:p>
-        </w:tc>
-      </w:tr>
-      <w:tr>
-        <w:tc>
-          <w:tcPr>
-            <w:tcW w:type="dxa" w:w="3000"/>
+              <w:t xml:space="preserve">Part 4: Choosing the right formula for the fundi</w:t>
+            </w:r>
+          </w:p>
+        </w:tc>
+      </w:tr>
+      <w:tr>
+        <w:tc>
+          <w:tcPr>
+            <w:tcW w:type="dxa" w:w="13680"/>
             <w:shd w:fill="D9EEF1" w:color="auto" w:val="clear"/>
             <w:tcMar>
               <w:top w:type="dxa" w:w="60"/>
@@ -1698,13 +905,18 @@
                 <w:sz w:val="18"/>
                 <w:szCs w:val="18"/>
               </w:rPr>
-              <w:t xml:space="preserve">Imagine you are a metalsmith in Eldoret advising a posho mill owner who wants to build a new grain storage container. The owner has exactly 50 000 cm² of iron sheet. Using what you know about surface area and volume of solids (cylinder, rectangular prism, cone, sphere, or pyramid), explain how you would use mathematics to help the owner choose the best shape. You do not need to find the perfect answer — but you must use correct formulas, show reasoning, and justify your recommendation.</w:t>
-            </w:r>
-          </w:p>
-        </w:tc>
-        <w:tc>
-          <w:tcPr>
-            <w:tcW w:type="dxa" w:w="10680"/>
+              <w:t xml:space="preserve">A metalsmith makes a conical grain funnel with base radius r = 30 cm and vertical height h = 40 cm. (a) Calculate the slant height. Explain why the slant height, not the vertical height, is used to find the sheet metal needed. (b) Find the curved surface area of the funnel, leaving your answer in terms of π and then to the nearest cm². (c) Find the volume of the cone in terms of π and then to the nearest cm³. (d) State how the volume of this cone compares with a cylinder of the same base radius and height, and how you know.</w:t>
+            </w:r>
+          </w:p>
+        </w:tc>
+      </w:tr>
+      <w:tr>
+        <w:trPr>
+          <w:trHeight w:val="4200" w:hRule="atLeast"/>
+        </w:trPr>
+        <w:tc>
+          <w:tcPr>
+            <w:tcW w:type="dxa" w:w="13680"/>
             <w:shd w:fill="FFFFFF" w:color="auto" w:val="clear"/>
             <w:tcMar>
               <w:top w:type="dxa" w:w="60"/>
@@ -1724,393 +936,13 @@
                 <w:rFonts w:ascii="Arial" w:cs="Arial" w:eastAsia="Arial" w:hAnsi="Arial"/>
                 <w:b w:val="false"/>
                 <w:bCs w:val="false"/>
-                <w:i w:val="false"/>
-                <w:iCs w:val="false"/>
-                <w:color w:val="000000"/>
-                <w:sz w:val="18"/>
-                <w:szCs w:val="18"/>
-              </w:rPr>
-              <w:t xml:space="preserve">As a metalsmith's mathematics advisor, my job is to help the mill owner get the most storage capacity from 50 000 cm² of iron sheet. This means I want to maximise volume while keeping surface area fixed at 50 000 cm².</w:t>
-            </w:r>
-          </w:p>
-          <w:p>
-            <w:pPr>
-              <w:spacing w:after="40" w:before="0"/>
-              <w:jc w:val="left"/>
-            </w:pPr>
-            <w:r>
-              <w:rPr>
-                <w:rFonts w:ascii="Arial" w:cs="Arial" w:eastAsia="Arial" w:hAnsi="Arial"/>
-                <w:b w:val="false"/>
-                <w:bCs w:val="false"/>
-                <w:i w:val="false"/>
-                <w:iCs w:val="false"/>
-                <w:color w:val="000000"/>
-                <w:sz w:val="18"/>
-                <w:szCs w:val="18"/>
-              </w:rPr>
-              <w:t xml:space="preserve"/>
-            </w:r>
-          </w:p>
-          <w:p>
-            <w:pPr>
-              <w:spacing w:after="40" w:before="0"/>
-              <w:jc w:val="left"/>
-            </w:pPr>
-            <w:r>
-              <w:rPr>
-                <w:rFonts w:ascii="Arial" w:cs="Arial" w:eastAsia="Arial" w:hAnsi="Arial"/>
-                <w:b w:val="false"/>
-                <w:bCs w:val="false"/>
-                <w:i w:val="false"/>
-                <w:iCs w:val="false"/>
-                <w:color w:val="000000"/>
-                <w:sz w:val="18"/>
-                <w:szCs w:val="18"/>
-              </w:rPr>
-              <w:t xml:space="preserve">I know from our investigations that different shapes enclose different volumes even with the same surface area. Here is how I would think through the options:</w:t>
-            </w:r>
-          </w:p>
-          <w:p>
-            <w:pPr>
-              <w:spacing w:after="40" w:before="0"/>
-              <w:jc w:val="left"/>
-            </w:pPr>
-            <w:r>
-              <w:rPr>
-                <w:rFonts w:ascii="Arial" w:cs="Arial" w:eastAsia="Arial" w:hAnsi="Arial"/>
-                <w:b w:val="false"/>
-                <w:bCs w:val="false"/>
-                <w:i w:val="false"/>
-                <w:iCs w:val="false"/>
-                <w:color w:val="000000"/>
-                <w:sz w:val="18"/>
-                <w:szCs w:val="18"/>
-              </w:rPr>
-              <w:t xml:space="preserve"/>
-            </w:r>
-          </w:p>
-          <w:p>
-            <w:pPr>
-              <w:spacing w:after="40" w:before="0"/>
-              <w:jc w:val="left"/>
-            </w:pPr>
-            <w:r>
-              <w:rPr>
-                <w:rFonts w:ascii="Arial" w:cs="Arial" w:eastAsia="Arial" w:hAnsi="Arial"/>
-                <w:b w:val="false"/>
-                <w:bCs w:val="false"/>
-                <w:i w:val="false"/>
-                <w:iCs w:val="false"/>
-                <w:color w:val="000000"/>
-                <w:sz w:val="18"/>
-                <w:szCs w:val="18"/>
-              </w:rPr>
-              <w:t xml:space="preserve">▸ OPTION 1 — Cylinder</w:t>
-            </w:r>
-          </w:p>
-          <w:p>
-            <w:pPr>
-              <w:spacing w:after="40" w:before="0"/>
-              <w:jc w:val="left"/>
-            </w:pPr>
-            <w:r>
-              <w:rPr>
-                <w:rFonts w:ascii="Arial" w:cs="Arial" w:eastAsia="Arial" w:hAnsi="Arial"/>
-                <w:b w:val="false"/>
-                <w:bCs w:val="false"/>
-                <w:i w:val="false"/>
-                <w:iCs w:val="false"/>
-                <w:color w:val="000000"/>
-                <w:sz w:val="18"/>
-                <w:szCs w:val="18"/>
-              </w:rPr>
-              <w:t xml:space="preserve">If I use a cylinder with r = 40 cm, I can find h by setting the surface area equal to 50 000 cm²:</w:t>
-            </w:r>
-          </w:p>
-          <w:p>
-            <w:pPr>
-              <w:spacing w:after="40" w:before="0"/>
-              <w:jc w:val="left"/>
-            </w:pPr>
-            <w:r>
-              <w:rPr>
-                <w:rFonts w:ascii="Arial" w:cs="Arial" w:eastAsia="Arial" w:hAnsi="Arial"/>
-                <w:b w:val="false"/>
-                <w:bCs w:val="false"/>
-                <w:i w:val="false"/>
-                <w:iCs w:val="false"/>
-                <w:color w:val="000000"/>
-                <w:sz w:val="18"/>
-                <w:szCs w:val="18"/>
-              </w:rPr>
-              <w:t xml:space="preserve">2πr² + 2πrh = 50 000</w:t>
-            </w:r>
-          </w:p>
-          <w:p>
-            <w:pPr>
-              <w:spacing w:after="40" w:before="0"/>
-              <w:jc w:val="left"/>
-            </w:pPr>
-            <w:r>
-              <w:rPr>
-                <w:rFonts w:ascii="Arial" w:cs="Arial" w:eastAsia="Arial" w:hAnsi="Arial"/>
-                <w:b w:val="false"/>
-                <w:bCs w:val="false"/>
-                <w:i w:val="false"/>
-                <w:iCs w:val="false"/>
-                <w:color w:val="000000"/>
-                <w:sz w:val="18"/>
-                <w:szCs w:val="18"/>
-              </w:rPr>
-              <w:t xml:space="preserve">2 × (22/7) × 1 600 + 2 × (22/7) × 40 × h = 50 000</w:t>
-            </w:r>
-          </w:p>
-          <w:p>
-            <w:pPr>
-              <w:spacing w:after="40" w:before="0"/>
-              <w:jc w:val="left"/>
-            </w:pPr>
-            <w:r>
-              <w:rPr>
-                <w:rFonts w:ascii="Arial" w:cs="Arial" w:eastAsia="Arial" w:hAnsi="Arial"/>
-                <w:b w:val="false"/>
-                <w:bCs w:val="false"/>
-                <w:i w:val="false"/>
-                <w:iCs w:val="false"/>
-                <w:color w:val="000000"/>
-                <w:sz w:val="18"/>
-                <w:szCs w:val="18"/>
-              </w:rPr>
-              <w:t xml:space="preserve">10 057.14 + 251.43h ≈ 50 000</w:t>
-            </w:r>
-          </w:p>
-          <w:p>
-            <w:pPr>
-              <w:spacing w:after="40" w:before="0"/>
-              <w:jc w:val="left"/>
-            </w:pPr>
-            <w:r>
-              <w:rPr>
-                <w:rFonts w:ascii="Arial" w:cs="Arial" w:eastAsia="Arial" w:hAnsi="Arial"/>
-                <w:b w:val="false"/>
-                <w:bCs w:val="false"/>
-                <w:i w:val="false"/>
-                <w:iCs w:val="false"/>
-                <w:color w:val="000000"/>
-                <w:sz w:val="18"/>
-                <w:szCs w:val="18"/>
-              </w:rPr>
-              <w:t xml:space="preserve">251.43h ≈ 39 942.86</w:t>
-            </w:r>
-          </w:p>
-          <w:p>
-            <w:pPr>
-              <w:spacing w:after="40" w:before="0"/>
-              <w:jc w:val="left"/>
-            </w:pPr>
-            <w:r>
-              <w:rPr>
-                <w:rFonts w:ascii="Arial" w:cs="Arial" w:eastAsia="Arial" w:hAnsi="Arial"/>
-                <w:b w:val="false"/>
-                <w:bCs w:val="false"/>
-                <w:i w:val="false"/>
-                <w:iCs w:val="false"/>
-                <w:color w:val="000000"/>
-                <w:sz w:val="18"/>
-                <w:szCs w:val="18"/>
-              </w:rPr>
-              <w:t xml:space="preserve">h ≈ 158.9 cm</w:t>
-            </w:r>
-          </w:p>
-          <w:p>
-            <w:pPr>
-              <w:spacing w:after="40" w:before="0"/>
-              <w:jc w:val="left"/>
-            </w:pPr>
-            <w:r>
-              <w:rPr>
-                <w:rFonts w:ascii="Arial" w:cs="Arial" w:eastAsia="Arial" w:hAnsi="Arial"/>
-                <w:b w:val="false"/>
-                <w:bCs w:val="false"/>
-                <w:i w:val="false"/>
-                <w:iCs w:val="false"/>
-                <w:color w:val="000000"/>
-                <w:sz w:val="18"/>
-                <w:szCs w:val="18"/>
-              </w:rPr>
-              <w:t xml:space="preserve">Volume ≈ (22/7) × 1 600 × 158.9 ≈ 799 771 cm³ ≈ 800 litres</w:t>
-            </w:r>
-          </w:p>
-          <w:p>
-            <w:pPr>
-              <w:spacing w:after="40" w:before="0"/>
-              <w:jc w:val="left"/>
-            </w:pPr>
-            <w:r>
-              <w:rPr>
-                <w:rFonts w:ascii="Arial" w:cs="Arial" w:eastAsia="Arial" w:hAnsi="Arial"/>
-                <w:b w:val="false"/>
-                <w:bCs w:val="false"/>
-                <w:i w:val="false"/>
-                <w:iCs w:val="false"/>
-                <w:color w:val="000000"/>
-                <w:sz w:val="18"/>
-                <w:szCs w:val="18"/>
-              </w:rPr>
-              <w:t xml:space="preserve"/>
-            </w:r>
-          </w:p>
-          <w:p>
-            <w:pPr>
-              <w:spacing w:after="40" w:before="0"/>
-              <w:jc w:val="left"/>
-            </w:pPr>
-            <w:r>
-              <w:rPr>
-                <w:rFonts w:ascii="Arial" w:cs="Arial" w:eastAsia="Arial" w:hAnsi="Arial"/>
-                <w:b w:val="false"/>
-                <w:bCs w:val="false"/>
-                <w:i w:val="false"/>
-                <w:iCs w:val="false"/>
-                <w:color w:val="000000"/>
-                <w:sz w:val="18"/>
-                <w:szCs w:val="18"/>
-              </w:rPr>
-              <w:t xml:space="preserve">▸ OPTION 2 — Rectangular Prism (cube shape, l = w = h)</w:t>
-            </w:r>
-          </w:p>
-          <w:p>
-            <w:pPr>
-              <w:spacing w:after="40" w:before="0"/>
-              <w:jc w:val="left"/>
-            </w:pPr>
-            <w:r>
-              <w:rPr>
-                <w:rFonts w:ascii="Arial" w:cs="Arial" w:eastAsia="Arial" w:hAnsi="Arial"/>
-                <w:b w:val="false"/>
-                <w:bCs w:val="false"/>
-                <w:i w:val="false"/>
-                <w:iCs w:val="false"/>
-                <w:color w:val="000000"/>
-                <w:sz w:val="18"/>
-                <w:szCs w:val="18"/>
-              </w:rPr>
-              <w:t xml:space="preserve">For a cube: 6l² = 50 000 → l² = 8 333.3 → l ≈ 91.3 cm</w:t>
-            </w:r>
-          </w:p>
-          <w:p>
-            <w:pPr>
-              <w:spacing w:after="40" w:before="0"/>
-              <w:jc w:val="left"/>
-            </w:pPr>
-            <w:r>
-              <w:rPr>
-                <w:rFonts w:ascii="Arial" w:cs="Arial" w:eastAsia="Arial" w:hAnsi="Arial"/>
-                <w:b w:val="false"/>
-                <w:bCs w:val="false"/>
-                <w:i w:val="false"/>
-                <w:iCs w:val="false"/>
-                <w:color w:val="000000"/>
-                <w:sz w:val="18"/>
-                <w:szCs w:val="18"/>
-              </w:rPr>
-              <w:t xml:space="preserve">Volume = 91.3³ ≈ 760 586 cm³ ≈ 761 litres</w:t>
-            </w:r>
-          </w:p>
-          <w:p>
-            <w:pPr>
-              <w:spacing w:after="40" w:before="0"/>
-              <w:jc w:val="left"/>
-            </w:pPr>
-            <w:r>
-              <w:rPr>
-                <w:rFonts w:ascii="Arial" w:cs="Arial" w:eastAsia="Arial" w:hAnsi="Arial"/>
-                <w:b w:val="false"/>
-                <w:bCs w:val="false"/>
-                <w:i w:val="false"/>
-                <w:iCs w:val="false"/>
-                <w:color w:val="000000"/>
-                <w:sz w:val="18"/>
-                <w:szCs w:val="18"/>
-              </w:rPr>
-              <w:t xml:space="preserve"/>
-            </w:r>
-          </w:p>
-          <w:p>
-            <w:pPr>
-              <w:spacing w:after="40" w:before="0"/>
-              <w:jc w:val="left"/>
-            </w:pPr>
-            <w:r>
-              <w:rPr>
-                <w:rFonts w:ascii="Arial" w:cs="Arial" w:eastAsia="Arial" w:hAnsi="Arial"/>
-                <w:b w:val="false"/>
-                <w:bCs w:val="false"/>
-                <w:i w:val="false"/>
-                <w:iCs w:val="false"/>
-                <w:color w:val="000000"/>
-                <w:sz w:val="18"/>
-                <w:szCs w:val="18"/>
-              </w:rPr>
-              <w:t xml:space="preserve">▸ RECOMMENDATION</w:t>
-            </w:r>
-          </w:p>
-          <w:p>
-            <w:pPr>
-              <w:spacing w:after="40" w:before="0"/>
-              <w:jc w:val="left"/>
-            </w:pPr>
-            <w:r>
-              <w:rPr>
-                <w:rFonts w:ascii="Arial" w:cs="Arial" w:eastAsia="Arial" w:hAnsi="Arial"/>
-                <w:b w:val="false"/>
-                <w:bCs w:val="false"/>
-                <w:i w:val="false"/>
-                <w:iCs w:val="false"/>
-                <w:color w:val="000000"/>
-                <w:sz w:val="18"/>
-                <w:szCs w:val="18"/>
-              </w:rPr>
-              <w:t xml:space="preserve">The cylinder gives more volume (~800 litres) than the cube (~761 litres) for the same 50 000 cm² of iron sheet. A sphere would give even more, but it is impractical for storing grain (it would roll and cannot stand upright).</w:t>
-            </w:r>
-          </w:p>
-          <w:p>
-            <w:pPr>
-              <w:spacing w:after="40" w:before="0"/>
-              <w:jc w:val="left"/>
-            </w:pPr>
-            <w:r>
-              <w:rPr>
-                <w:rFonts w:ascii="Arial" w:cs="Arial" w:eastAsia="Arial" w:hAnsi="Arial"/>
-                <w:b w:val="false"/>
-                <w:bCs w:val="false"/>
-                <w:i w:val="false"/>
-                <w:iCs w:val="false"/>
-                <w:color w:val="000000"/>
-                <w:sz w:val="18"/>
-                <w:szCs w:val="18"/>
-              </w:rPr>
-              <w:t xml:space="preserve"/>
-            </w:r>
-          </w:p>
-          <w:p>
-            <w:pPr>
-              <w:spacing w:after="40" w:before="0"/>
-              <w:jc w:val="left"/>
-            </w:pPr>
-            <w:r>
-              <w:rPr>
-                <w:rFonts w:ascii="Arial" w:cs="Arial" w:eastAsia="Arial" w:hAnsi="Arial"/>
-                <w:b w:val="false"/>
-                <w:bCs w:val="false"/>
-                <w:i w:val="false"/>
-                <w:iCs w:val="false"/>
-                <w:color w:val="000000"/>
-                <w:sz w:val="18"/>
-                <w:szCs w:val="18"/>
-              </w:rPr>
-              <w:t xml:space="preserve">My recommendation to the mill owner: build a cylindrical drum. It is mathematically superior for maximising grain storage, it is stable and upright, and Kenyan metalsmiths have the tools and skills to bend iron sheet into cylindrical shapes efficiently. Mathematics does not just describe the world — it helps us design it better.</w:t>
+                <w:i/>
+                <w:iCs/>
+                <w:color w:val="808080"/>
+                <w:sz w:val="18"/>
+                <w:szCs w:val="18"/>
+              </w:rPr>
+              <w:t xml:space="preserve">Write your answer here:</w:t>
             </w:r>
           </w:p>
         </w:tc>
@@ -2138,14 +970,12 @@
         <w:tblLayout w:type="fixed"/>
       </w:tblPr>
       <w:tblGrid>
-        <w:gridCol w:w="3000"/>
-        <w:gridCol w:w="10680"/>
+        <w:gridCol w:w="13680"/>
       </w:tblGrid>
       <w:tr>
         <w:tc>
           <w:tcPr>
             <w:tcW w:type="dxa" w:w="13680"/>
-            <w:gridSpan w:val="2"/>
             <w:shd w:fill="1F3864" w:color="auto" w:val="clear"/>
             <w:tcMar>
               <w:top w:type="dxa" w:w="60"/>
@@ -2171,15 +1001,15 @@
                 <w:sz w:val="22"/>
                 <w:szCs w:val="22"/>
               </w:rPr>
-              <w:t xml:space="preserve">Section 5: Answering the Driving Question</w:t>
-            </w:r>
-          </w:p>
-        </w:tc>
-      </w:tr>
-      <w:tr>
-        <w:tc>
-          <w:tcPr>
-            <w:tcW w:type="dxa" w:w="3000"/>
+              <w:t xml:space="preserve">Part 5: Advice for a Kenyan artisan</w:t>
+            </w:r>
+          </w:p>
+        </w:tc>
+      </w:tr>
+      <w:tr>
+        <w:tc>
+          <w:tcPr>
+            <w:tcW w:type="dxa" w:w="13680"/>
             <w:shd w:fill="D9EEF1" w:color="auto" w:val="clear"/>
             <w:tcMar>
               <w:top w:type="dxa" w:w="60"/>
@@ -2205,13 +1035,18 @@
                 <w:sz w:val="18"/>
                 <w:szCs w:val="18"/>
               </w:rPr>
-              <w:t xml:space="preserve">Now answer the full driving question in your own words: Why does the same amount of metal sheet make containers that hold very different amounts of grain — and how can a Kenyan artisan use mathematics to design the best solid shape for storage or construction? Your answer should be a coherent paragraph or set of paragraphs that brings together everything you have learned across all 8 lessons. Reference surface area, volume, at least two solid shapes, and the Eldoret posho mill context.</w:t>
-            </w:r>
-          </w:p>
-        </w:tc>
-        <w:tc>
-          <w:tcPr>
-            <w:tcW w:type="dxa" w:w="10680"/>
+              <w:t xml:space="preserve">A jua kali metalsmith in Kamukunji has a fixed amount of iron sheet and wants to build a grain store that holds as much maize as possible. Write a short piece of advice to the metalsmith that answers the driving question. Your advice must: (a) explain the difference between surface area and volume and say how the metalsmith can calculate each for a cylinder and for a cuboid; (b) recommend a shape from the Eldoret example and justify it with evidence from your calculations; (c) explain what the metalsmith should do for a composite solid such as a cylinder topped with a cone or hemisphere, including how to treat surfaces where two parts join.</w:t>
+            </w:r>
+          </w:p>
+        </w:tc>
+      </w:tr>
+      <w:tr>
+        <w:trPr>
+          <w:trHeight w:val="4200" w:hRule="atLeast"/>
+        </w:trPr>
+        <w:tc>
+          <w:tcPr>
+            <w:tcW w:type="dxa" w:w="13680"/>
             <w:shd w:fill="FFFFFF" w:color="auto" w:val="clear"/>
             <w:tcMar>
               <w:top w:type="dxa" w:w="60"/>
@@ -2231,89 +1066,13 @@
                 <w:rFonts w:ascii="Arial" w:cs="Arial" w:eastAsia="Arial" w:hAnsi="Arial"/>
                 <w:b w:val="false"/>
                 <w:bCs w:val="false"/>
-                <w:i w:val="false"/>
-                <w:iCs w:val="false"/>
-                <w:color w:val="000000"/>
-                <w:sz w:val="18"/>
-                <w:szCs w:val="18"/>
-              </w:rPr>
-              <w:t xml:space="preserve">The posho mill owner in Eldoret discovered a fundamental truth about three-dimensional geometry: surface area and volume are two different — and largely independent — properties of a solid. Surface area measures the total outer covering of a shape, telling us how much material like iron sheet is needed to build it. Volume measures the interior space, telling us how much grain, water, or other material the container can hold. Because these two quantities depend on shape in different ways, it is entirely possible — and in fact very common — for two containers built from the same area of metal sheet to hold very different amounts of grain.</w:t>
-            </w:r>
-          </w:p>
-          <w:p>
-            <w:pPr>
-              <w:spacing w:after="40" w:before="0"/>
-              <w:jc w:val="left"/>
-            </w:pPr>
-            <w:r>
-              <w:rPr>
-                <w:rFonts w:ascii="Arial" w:cs="Arial" w:eastAsia="Arial" w:hAnsi="Arial"/>
-                <w:b w:val="false"/>
-                <w:bCs w:val="false"/>
-                <w:i w:val="false"/>
-                <w:iCs w:val="false"/>
-                <w:color w:val="000000"/>
-                <w:sz w:val="18"/>
-                <w:szCs w:val="18"/>
-              </w:rPr>
-              <w:t xml:space="preserve"/>
-            </w:r>
-          </w:p>
-          <w:p>
-            <w:pPr>
-              <w:spacing w:after="40" w:before="0"/>
-              <w:jc w:val="left"/>
-            </w:pPr>
-            <w:r>
-              <w:rPr>
-                <w:rFonts w:ascii="Arial" w:cs="Arial" w:eastAsia="Arial" w:hAnsi="Arial"/>
-                <w:b w:val="false"/>
-                <w:bCs w:val="false"/>
-                <w:i w:val="false"/>
-                <w:iCs w:val="false"/>
-                <w:color w:val="000000"/>
-                <w:sz w:val="18"/>
-                <w:szCs w:val="18"/>
-              </w:rPr>
-              <w:t xml:space="preserve">A cylinder and a rectangular box built from the same iron sheet will have different volumes because the formulas that govern them are different. The cylinder uses πr²h for volume and 2πr² + 2πrh for surface area, while the rectangular prism uses lwh for volume and 2(lw + lh + wh) for surface area. The circular cross-section of a cylinder is a more 'efficient' shape — it encloses more area per unit of perimeter than a rectangle does. This principle, which mathematicians call the isoperimetric property, is why cylindrical containers consistently outperform rectangular ones in storage capacity when the same material is used.</w:t>
-            </w:r>
-          </w:p>
-          <w:p>
-            <w:pPr>
-              <w:spacing w:after="40" w:before="0"/>
-              <w:jc w:val="left"/>
-            </w:pPr>
-            <w:r>
-              <w:rPr>
-                <w:rFonts w:ascii="Arial" w:cs="Arial" w:eastAsia="Arial" w:hAnsi="Arial"/>
-                <w:b w:val="false"/>
-                <w:bCs w:val="false"/>
-                <w:i w:val="false"/>
-                <w:iCs w:val="false"/>
-                <w:color w:val="000000"/>
-                <w:sz w:val="18"/>
-                <w:szCs w:val="18"/>
-              </w:rPr>
-              <w:t xml:space="preserve"/>
-            </w:r>
-          </w:p>
-          <w:p>
-            <w:pPr>
-              <w:spacing w:after="40" w:before="0"/>
-              <w:jc w:val="left"/>
-            </w:pPr>
-            <w:r>
-              <w:rPr>
-                <w:rFonts w:ascii="Arial" w:cs="Arial" w:eastAsia="Arial" w:hAnsi="Arial"/>
-                <w:b w:val="false"/>
-                <w:bCs w:val="false"/>
-                <w:i w:val="false"/>
-                <w:iCs w:val="false"/>
-                <w:color w:val="000000"/>
-                <w:sz w:val="18"/>
-                <w:szCs w:val="18"/>
-              </w:rPr>
-              <w:t xml:space="preserve">A Kenyan artisan can use this mathematics powerfully. Before cutting a single piece of iron sheet, the metalsmith can calculate the surface area needed for a given design, compare volumes of different shapes, and choose the geometry that best serves the client's needs. For a posho mill owner wanting maximum grain storage, a cylindrical drum is the mathematically optimal practical choice. For a construction project needing a decorative or structural roof, a pyramid or cone might be chosen for its aesthetic or load-bearing properties, with the artisan using surface area formulas to price the iron sheet precisely. Mathematics transforms guesswork into precision — and in the hands of a skilled artisan in Eldoret, Kisumu, or anywhere across Kenya, it becomes a tool for better design, less waste, and greater value.</w:t>
+                <w:i/>
+                <w:iCs/>
+                <w:color w:val="808080"/>
+                <w:sz w:val="18"/>
+                <w:szCs w:val="18"/>
+              </w:rPr>
+              <w:t xml:space="preserve">Write your answer here:</w:t>
             </w:r>
           </w:p>
         </w:tc>
@@ -2540,7 +1299,7 @@
                 <w:sz w:val="18"/>
                 <w:szCs w:val="18"/>
               </w:rPr>
-              <w:t xml:space="preserve">Conceptual Understanding — Distinguishing Surface Area from Volume</w:t>
+              <w:t xml:space="preserve">Correct use of surface area and volume formulae and calculations</w:t>
             </w:r>
           </w:p>
         </w:tc>
@@ -2572,7 +1331,7 @@
                 <w:sz w:val="18"/>
                 <w:szCs w:val="18"/>
               </w:rPr>
-              <w:t xml:space="preserve">Clearly and accurately defines both surface area and volume using correct mathematical language. Consistently explains why equal surface area does not imply equal volume, with explicit reference to the role of shape. Connects the concept directly to the Eldoret posho mill phenomenon.</w:t>
+              <w:t xml:space="preserve">Chooses the right formula every time, shows all steps, gets correct values with units and sensible rounding for the box, drum and cone.</w:t>
             </w:r>
           </w:p>
         </w:tc>
@@ -2604,7 +1363,7 @@
                 <w:sz w:val="18"/>
                 <w:szCs w:val="18"/>
               </w:rPr>
-              <w:t xml:space="preserve">Correctly defines surface area and volume and explains that shape affects the relationship between them. Makes reference to the posho mill context but explanation may lack full mathematical precision.</w:t>
+              <w:t xml:space="preserve">Uses mostly correct formulae and gets most values right, with minor arithmetic, rounding or unit slips.</w:t>
             </w:r>
           </w:p>
         </w:tc>
@@ -2636,7 +1395,7 @@
                 <w:sz w:val="18"/>
                 <w:szCs w:val="18"/>
               </w:rPr>
-              <w:t xml:space="preserve">Shows partial understanding of either surface area or volume but confuses the two, or incorrectly states that equal surface area means equal volume. Limited or no connection to the phenomenon.</w:t>
+              <w:t xml:space="preserve">Uses wrong formulae or leaves out steps, with several incorrect values or missing units.</w:t>
             </w:r>
           </w:p>
         </w:tc>
@@ -2670,7 +1429,7 @@
                 <w:sz w:val="18"/>
                 <w:szCs w:val="18"/>
               </w:rPr>
-              <w:t xml:space="preserve">Mathematical Accuracy — Applying Correct Formulas and Calculations</w:t>
+              <w:t xml:space="preserve">Distinguishing surface area from volume</w:t>
             </w:r>
           </w:p>
         </w:tc>
@@ -2702,7 +1461,7 @@
                 <w:sz w:val="18"/>
                 <w:szCs w:val="18"/>
               </w:rPr>
-              <w:t xml:space="preserve">Selects and correctly applies all relevant formulas (cylinder, rectangular prism, and at least one other solid). All calculations are accurate, fully shown step-by-step, and units are stated correctly throughout (cm², cm³, litres where appropriate).</w:t>
+              <w:t xml:space="preserve">Clearly explains that surface area is the material covering a solid and volume is the space inside, and uses the Eldoret containers to show they are independent.</w:t>
             </w:r>
           </w:p>
         </w:tc>
@@ -2734,7 +1493,7 @@
                 <w:sz w:val="18"/>
                 <w:szCs w:val="18"/>
               </w:rPr>
-              <w:t xml:space="preserve">Applies correct formulas for cylinder and rectangular prism with mostly accurate calculations. Working is shown but may contain minor arithmetic errors. Units are mostly correct.</w:t>
+              <w:t xml:space="preserve">States the difference correctly but gives a limited link to the phenomenon.</w:t>
             </w:r>
           </w:p>
         </w:tc>
@@ -2766,7 +1525,7 @@
                 <w:sz w:val="18"/>
                 <w:szCs w:val="18"/>
               </w:rPr>
-              <w:t xml:space="preserve">Attempts to use formulas but selects incorrect ones or makes significant calculation errors. Working is incomplete or units are missing or incorrect.</w:t>
+              <w:t xml:space="preserve">Confuses surface area and volume or treats equal surface area as meaning equal volume.</w:t>
             </w:r>
           </w:p>
         </w:tc>
@@ -2800,7 +1559,7 @@
                 <w:sz w:val="18"/>
                 <w:szCs w:val="18"/>
               </w:rPr>
-              <w:t xml:space="preserve">Evidence-Based Reasoning — Using Data to Support Claims</w:t>
+              <w:t xml:space="preserve">Explaining why the cylinder holds more (isoperimetric reasoning)</w:t>
             </w:r>
           </w:p>
         </w:tc>
@@ -2832,7 +1591,7 @@
                 <w:sz w:val="18"/>
                 <w:szCs w:val="18"/>
               </w:rPr>
-              <w:t xml:space="preserve">All claims about which container is better or which shape is optimal are directly supported by calculated numerical evidence. Comparisons are explicit (e.g., '308 litres vs 210 litres, a difference of 98 litres'). Reasoning clearly flows from evidence to conclusion.</w:t>
+              <w:t xml:space="preserve">Links the circular cross-section to a greater base area for the same perimeter and explains that this applies generally, not just to these numbers.</w:t>
             </w:r>
           </w:p>
         </w:tc>
@@ -2864,7 +1623,7 @@
                 <w:sz w:val="18"/>
                 <w:szCs w:val="18"/>
               </w:rPr>
-              <w:t xml:space="preserve">Most claims are supported by numerical evidence from calculations. Some comparisons are made but may not be fully explicit or may omit specific figures.</w:t>
+              <w:t xml:space="preserve">Says the circle is more efficient and links this to volume, but the reasoning is incomplete.</w:t>
             </w:r>
           </w:p>
         </w:tc>
@@ -2896,7 +1655,7 @@
                 <w:sz w:val="18"/>
                 <w:szCs w:val="18"/>
               </w:rPr>
-              <w:t xml:space="preserve">Makes claims about containers or shapes without sufficient numerical evidence, or evidence presented does not clearly support the conclusion drawn.</w:t>
+              <w:t xml:space="preserve">Gives no mathematical reason, or only says the cylinder is bigger.</w:t>
             </w:r>
           </w:p>
         </w:tc>
@@ -2930,7 +1689,7 @@
                 <w:sz w:val="18"/>
                 <w:szCs w:val="18"/>
               </w:rPr>
-              <w:t xml:space="preserve">Real-World Application — Connecting Mathematics to the Artisan's Context</w:t>
+              <w:t xml:space="preserve">Use of evidence and Kenyan context in the design advice</w:t>
             </w:r>
           </w:p>
         </w:tc>
@@ -2962,7 +1721,7 @@
                 <w:sz w:val="18"/>
                 <w:szCs w:val="18"/>
               </w:rPr>
-              <w:t xml:space="preserve">Fluently connects mathematical findings to the real-world context of a Kenyan artisan or posho mill owner. Explains how the mathematics would practically guide design decisions (material planning, shape choice, cost). Uses Kenya-relevant context (e.g., Eldoret, grain storage, metalsmith) naturally and accurately throughout.</w:t>
+              <w:t xml:space="preserve">Uses specific data from the Eldoret example, handles slant height and composite solids correctly, and gives practical, justified advice.</w:t>
             </w:r>
           </w:p>
         </w:tc>
@@ -2994,7 +1753,7 @@
                 <w:sz w:val="18"/>
                 <w:szCs w:val="18"/>
               </w:rPr>
-              <w:t xml:space="preserve">Connects calculations to the posho mill or artisan context in most sections. Practical implications are stated but may be general rather than specific to Kenyan contexts.</w:t>
+              <w:t xml:space="preserve">Uses some evidence and gives reasonable advice, with small gaps on slant height or composite solids.</w:t>
             </w:r>
           </w:p>
         </w:tc>
@@ -3026,137 +1785,7 @@
                 <w:sz w:val="18"/>
                 <w:szCs w:val="18"/>
               </w:rPr>
-              <w:t xml:space="preserve">Little or no connection between the mathematics and the real-world context. The Eldoret phenomenon is mentioned but not meaningfully used to ground the explanation.</w:t>
-            </w:r>
-          </w:p>
-        </w:tc>
-      </w:tr>
-      <w:tr>
-        <w:tc>
-          <w:tcPr>
-            <w:tcW w:type="dxa" w:w="3000"/>
-            <w:shd w:fill="D5E8F0" w:color="auto" w:val="clear"/>
-            <w:tcMar>
-              <w:top w:type="dxa" w:w="60"/>
-              <w:left w:type="dxa" w:w="120"/>
-              <w:bottom w:type="dxa" w:w="60"/>
-              <w:right w:type="dxa" w:w="120"/>
-            </w:tcMar>
-            <w:vAlign w:val="top"/>
-          </w:tcPr>
-          <w:p>
-            <w:pPr>
-              <w:spacing w:after="40" w:before="0"/>
-              <w:jc w:val="left"/>
-            </w:pPr>
-            <w:r>
-              <w:rPr>
-                <w:rFonts w:ascii="Arial" w:cs="Arial" w:eastAsia="Arial" w:hAnsi="Arial"/>
-                <w:b w:val="false"/>
-                <w:bCs w:val="false"/>
-                <w:i w:val="false"/>
-                <w:iCs w:val="false"/>
-                <w:color w:val="000000"/>
-                <w:sz w:val="18"/>
-                <w:szCs w:val="18"/>
-              </w:rPr>
-              <w:t xml:space="preserve">Communication — Clarity, Structure, and Mathematical Vocabulary</w:t>
-            </w:r>
-          </w:p>
-        </w:tc>
-        <w:tc>
-          <w:tcPr>
-            <w:tcW w:type="dxa" w:w="3560"/>
-            <w:shd w:fill="FFFFFF" w:color="auto" w:val="clear"/>
-            <w:tcMar>
-              <w:top w:type="dxa" w:w="60"/>
-              <w:left w:type="dxa" w:w="120"/>
-              <w:bottom w:type="dxa" w:w="60"/>
-              <w:right w:type="dxa" w:w="120"/>
-            </w:tcMar>
-            <w:vAlign w:val="top"/>
-          </w:tcPr>
-          <w:p>
-            <w:pPr>
-              <w:spacing w:after="40" w:before="0"/>
-              <w:jc w:val="left"/>
-            </w:pPr>
-            <w:r>
-              <w:rPr>
-                <w:rFonts w:ascii="Arial" w:cs="Arial" w:eastAsia="Arial" w:hAnsi="Arial"/>
-                <w:b w:val="false"/>
-                <w:bCs w:val="false"/>
-                <w:i w:val="false"/>
-                <w:iCs w:val="false"/>
-                <w:color w:val="000000"/>
-                <w:sz w:val="18"/>
-                <w:szCs w:val="18"/>
-              </w:rPr>
-              <w:t xml:space="preserve">Writing is clear, logically organised, and uses correct mathematical vocabulary throughout (surface area, volume, cross-section, formula, optimise, capacity, dimensions, etc.). The driving question is answered fully and coherently in the final section, bringing together all prior sections into a unified explanation.</w:t>
-            </w:r>
-          </w:p>
-        </w:tc>
-        <w:tc>
-          <w:tcPr>
-            <w:tcW w:type="dxa" w:w="3560"/>
-            <w:shd w:fill="F2F2F2" w:color="auto" w:val="clear"/>
-            <w:tcMar>
-              <w:top w:type="dxa" w:w="60"/>
-              <w:left w:type="dxa" w:w="120"/>
-              <w:bottom w:type="dxa" w:w="60"/>
-              <w:right w:type="dxa" w:w="120"/>
-            </w:tcMar>
-            <w:vAlign w:val="top"/>
-          </w:tcPr>
-          <w:p>
-            <w:pPr>
-              <w:spacing w:after="40" w:before="0"/>
-              <w:jc w:val="left"/>
-            </w:pPr>
-            <w:r>
-              <w:rPr>
-                <w:rFonts w:ascii="Arial" w:cs="Arial" w:eastAsia="Arial" w:hAnsi="Arial"/>
-                <w:b w:val="false"/>
-                <w:bCs w:val="false"/>
-                <w:i w:val="false"/>
-                <w:iCs w:val="false"/>
-                <w:color w:val="000000"/>
-                <w:sz w:val="18"/>
-                <w:szCs w:val="18"/>
-              </w:rPr>
-              <w:t xml:space="preserve">Writing is generally clear and organised. Correct mathematical vocabulary is used in most places. The driving question is answered but the final response may not fully integrate all prior sections.</w:t>
-            </w:r>
-          </w:p>
-        </w:tc>
-        <w:tc>
-          <w:tcPr>
-            <w:tcW w:type="dxa" w:w="3560"/>
-            <w:shd w:fill="FFFFFF" w:color="auto" w:val="clear"/>
-            <w:tcMar>
-              <w:top w:type="dxa" w:w="60"/>
-              <w:left w:type="dxa" w:w="120"/>
-              <w:bottom w:type="dxa" w:w="60"/>
-              <w:right w:type="dxa" w:w="120"/>
-            </w:tcMar>
-            <w:vAlign w:val="top"/>
-          </w:tcPr>
-          <w:p>
-            <w:pPr>
-              <w:spacing w:after="40" w:before="0"/>
-              <w:jc w:val="left"/>
-            </w:pPr>
-            <w:r>
-              <w:rPr>
-                <w:rFonts w:ascii="Arial" w:cs="Arial" w:eastAsia="Arial" w:hAnsi="Arial"/>
-                <w:b w:val="false"/>
-                <w:bCs w:val="false"/>
-                <w:i w:val="false"/>
-                <w:iCs w:val="false"/>
-                <w:color w:val="000000"/>
-                <w:sz w:val="18"/>
-                <w:szCs w:val="18"/>
-              </w:rPr>
-              <w:t xml:space="preserve">Writing is unclear or poorly organised in places. Mathematical vocabulary is limited, missing, or used incorrectly. The driving question response is incomplete or does not draw on evidence from earlier sections.</w:t>
+              <w:t xml:space="preserve">Gives advice with little or no evidence, or omits the composite solid or slant height ideas.</w:t>
             </w:r>
           </w:p>
         </w:tc>
@@ -3280,7 +1909,7 @@
         </w:rPr>
         <w:t xml:space="preserve">© 2026 SeaVuria and ARES. This work is licensed under a </w:t>
       </w:r>
-      <w:hyperlink w:history="1" r:id="rIddp6jrex1frtdocpkannko">
+      <w:hyperlink w:history="1" r:id="rId7u2t4vxc6dxbdt4lib6bf">
         <w:r>
           <w:rPr>
             <w:rFonts w:ascii="Arial" w:cs="Arial" w:eastAsia="Arial" w:hAnsi="Arial"/>
@@ -3300,7 +1929,7 @@
         </w:rPr>
         <w:t xml:space="preserve"> (</w:t>
       </w:r>
-      <w:hyperlink w:history="1" r:id="rIdlxzfrpdrrvu2ufhtby3ve">
+      <w:hyperlink w:history="1" r:id="rIdy_spwmo1qhnv9sozwqstp">
         <w:r>
           <w:rPr>
             <w:rFonts w:ascii="Arial" w:cs="Arial" w:eastAsia="Arial" w:hAnsi="Arial"/>
@@ -3320,7 +1949,7 @@
         </w:rPr>
         <w:t xml:space="preserve">). To view a copy of this license, visit </w:t>
       </w:r>
-      <w:hyperlink w:history="1" r:id="rIdxedawjer_9ycb22tkaux-">
+      <w:hyperlink w:history="1" r:id="rIdnmfzrdyu8hzip0cnvu39h">
         <w:r>
           <w:rPr>
             <w:rFonts w:ascii="Arial" w:cs="Arial" w:eastAsia="Arial" w:hAnsi="Arial"/>

--- a/data/outputs/v2/Core_Mathematics/SS2.7_Surface_Area_and_Volume_of_Solids/Core_Mathematics_Surface_Area_and_Volume_of_Solids_FinalExplanation.docx
+++ b/data/outputs/v2/Core_Mathematics/SS2.7_Surface_Area_and_Volume_of_Solids/Core_Mathematics_Surface_Area_and_Volume_of_Solids_FinalExplanation.docx
@@ -1909,7 +1909,7 @@
         </w:rPr>
         <w:t xml:space="preserve">© 2026 SeaVuria and ARES. This work is licensed under a </w:t>
       </w:r>
-      <w:hyperlink w:history="1" r:id="rId7u2t4vxc6dxbdt4lib6bf">
+      <w:hyperlink w:history="1" r:id="rIdjo2ppsoc77l2ptfgjayx0">
         <w:r>
           <w:rPr>
             <w:rFonts w:ascii="Arial" w:cs="Arial" w:eastAsia="Arial" w:hAnsi="Arial"/>
@@ -1929,7 +1929,7 @@
         </w:rPr>
         <w:t xml:space="preserve"> (</w:t>
       </w:r>
-      <w:hyperlink w:history="1" r:id="rIdy_spwmo1qhnv9sozwqstp">
+      <w:hyperlink w:history="1" r:id="rIdn-esbd_jl_m-9pmqb_5in">
         <w:r>
           <w:rPr>
             <w:rFonts w:ascii="Arial" w:cs="Arial" w:eastAsia="Arial" w:hAnsi="Arial"/>
@@ -1949,7 +1949,7 @@
         </w:rPr>
         <w:t xml:space="preserve">). To view a copy of this license, visit </w:t>
       </w:r>
-      <w:hyperlink w:history="1" r:id="rIdnmfzrdyu8hzip0cnvu39h">
+      <w:hyperlink w:history="1" r:id="rIdwcudzwb1chtoy-9yjxx66">
         <w:r>
           <w:rPr>
             <w:rFonts w:ascii="Arial" w:cs="Arial" w:eastAsia="Arial" w:hAnsi="Arial"/>

--- a/data/outputs/v2/Core_Mathematics/SS2.7_Surface_Area_and_Volume_of_Solids/Core_Mathematics_Surface_Area_and_Volume_of_Solids_FinalExplanation.docx
+++ b/data/outputs/v2/Core_Mathematics/SS2.7_Surface_Area_and_Volume_of_Solids/Core_Mathematics_Surface_Area_and_Volume_of_Solids_FinalExplanation.docx
@@ -1909,7 +1909,7 @@
         </w:rPr>
         <w:t xml:space="preserve">© 2026 SeaVuria and ARES. This work is licensed under a </w:t>
       </w:r>
-      <w:hyperlink w:history="1" r:id="rIdjo2ppsoc77l2ptfgjayx0">
+      <w:hyperlink w:history="1" r:id="rIddcrf-8z3sh-zfyfjamoxp">
         <w:r>
           <w:rPr>
             <w:rFonts w:ascii="Arial" w:cs="Arial" w:eastAsia="Arial" w:hAnsi="Arial"/>
@@ -1929,7 +1929,7 @@
         </w:rPr>
         <w:t xml:space="preserve"> (</w:t>
       </w:r>
-      <w:hyperlink w:history="1" r:id="rIdn-esbd_jl_m-9pmqb_5in">
+      <w:hyperlink w:history="1" r:id="rId4kosmgdwym17opcn_gbwi">
         <w:r>
           <w:rPr>
             <w:rFonts w:ascii="Arial" w:cs="Arial" w:eastAsia="Arial" w:hAnsi="Arial"/>
@@ -1949,7 +1949,7 @@
         </w:rPr>
         <w:t xml:space="preserve">). To view a copy of this license, visit </w:t>
       </w:r>
-      <w:hyperlink w:history="1" r:id="rIdwcudzwb1chtoy-9yjxx66">
+      <w:hyperlink w:history="1" r:id="rIdomo1syuxoa4twkuwald5y">
         <w:r>
           <w:rPr>
             <w:rFonts w:ascii="Arial" w:cs="Arial" w:eastAsia="Arial" w:hAnsi="Arial"/>

--- a/data/outputs/v2/Core_Mathematics/SS2.7_Surface_Area_and_Volume_of_Solids/Core_Mathematics_Surface_Area_and_Volume_of_Solids_FinalExplanation.docx
+++ b/data/outputs/v2/Core_Mathematics/SS2.7_Surface_Area_and_Volume_of_Solids/Core_Mathematics_Surface_Area_and_Volume_of_Solids_FinalExplanation.docx
@@ -1909,7 +1909,7 @@
         </w:rPr>
         <w:t xml:space="preserve">© 2026 SeaVuria and ARES. This work is licensed under a </w:t>
       </w:r>
-      <w:hyperlink w:history="1" r:id="rIddcrf-8z3sh-zfyfjamoxp">
+      <w:hyperlink w:history="1" r:id="rIdvmpset1wu_wtws4tyvu4q">
         <w:r>
           <w:rPr>
             <w:rFonts w:ascii="Arial" w:cs="Arial" w:eastAsia="Arial" w:hAnsi="Arial"/>
@@ -1929,7 +1929,7 @@
         </w:rPr>
         <w:t xml:space="preserve"> (</w:t>
       </w:r>
-      <w:hyperlink w:history="1" r:id="rId4kosmgdwym17opcn_gbwi">
+      <w:hyperlink w:history="1" r:id="rIdkezva8sgyc4vzxehh3nlz">
         <w:r>
           <w:rPr>
             <w:rFonts w:ascii="Arial" w:cs="Arial" w:eastAsia="Arial" w:hAnsi="Arial"/>
@@ -1949,7 +1949,7 @@
         </w:rPr>
         <w:t xml:space="preserve">). To view a copy of this license, visit </w:t>
       </w:r>
-      <w:hyperlink w:history="1" r:id="rIdomo1syuxoa4twkuwald5y">
+      <w:hyperlink w:history="1" r:id="rIdi_0duwiafb7qicaueffec">
         <w:r>
           <w:rPr>
             <w:rFonts w:ascii="Arial" w:cs="Arial" w:eastAsia="Arial" w:hAnsi="Arial"/>

--- a/data/outputs/v2/Core_Mathematics/SS2.7_Surface_Area_and_Volume_of_Solids/Core_Mathematics_Surface_Area_and_Volume_of_Solids_FinalExplanation.docx
+++ b/data/outputs/v2/Core_Mathematics/SS2.7_Surface_Area_and_Volume_of_Solids/Core_Mathematics_Surface_Area_and_Volume_of_Solids_FinalExplanation.docx
@@ -95,7 +95,7 @@
                 <w:sz w:val="22"/>
                 <w:szCs w:val="22"/>
               </w:rPr>
-              <w:t xml:space="preserve">FINAL EXPLANATION: CORE MATHEMATICS GRADE 10: SUB-STRAND 2.7 SURFACE AREA AND VOLUME OF SOLIDS – FINAL EXPLANATION</w:t>
+              <w:t xml:space="preserve">FINAL EXPLANATION: CORE MATHEMATICS GRADE 10 – SUB-STRAND 2.7 SURFACE AREA AND VOLUME OF SOLIDS: FINAL EXPLANATION</w:t>
             </w:r>
           </w:p>
         </w:tc>
@@ -422,7 +422,7 @@
                 <w:sz w:val="18"/>
                 <w:szCs w:val="18"/>
               </w:rPr>
-              <w:t xml:space="preserve">Driving question: Why does the same amount of metal sheet make containers that hold very different amounts of grain, and how can a Kenyan artisan use mathematics to design the best solid shape for storage or construction? Use what you learned in Lessons 1 to 8 to answer each question below. Write in full sentences, show every step of your calculations, include units, and refer to the posho mill in Eldoret where you can. Round answers to the accuracy asked for. Use your Driving Question Board and your cumulative model portfolio to help you.</w:t>
+              <w:t xml:space="preserve">Driving question: Why does the same amount of metal sheet make containers that hold very different amounts of grain, and how can a Kenyan artisan use mathematics to design the best solid shape for storage or construction? Use what you observed and calculated in Lessons 1 to 8 to write a full explanation. Answer every section in the space under the prompt. Show your working for every calculation, use pi = 22/7, and include units (cm2, cm3, m2, m3, litres). Refer to Mzee Kiplagat's posho mill in Eldoret, Wanjiru the jua kali metalsmith, and your own class evidence. Remember: 1 litre = 1,000 cm3 and 1 m3 = 1,000 litres.</w:t>
             </w:r>
           </w:p>
         </w:tc>
@@ -481,7 +481,7 @@
                 <w:sz w:val="22"/>
                 <w:szCs w:val="22"/>
               </w:rPr>
-              <w:t xml:space="preserve">Part 1: What the metal sheet really tells us</w:t>
+              <w:t xml:space="preserve">Part 1: The puzzle and the box</w:t>
             </w:r>
           </w:p>
         </w:tc>
@@ -515,7 +515,7 @@
                 <w:sz w:val="18"/>
                 <w:szCs w:val="18"/>
               </w:rPr>
-              <w:t xml:space="preserve">A posho mill owner in Eldoret has a rectangular metal box for storing maize. It measures l = 120 cm, w = 80 cm and h = 100 cm. The fundi who made it used the same total area of iron sheet for a cylindrical drum. (a) Write down the formula you use and calculate the total area of iron sheet used for the box. (b) Calculate the volume of the box in cm³ and in m³. (c) In your own words, explain what surface area measures and what volume measures. Say why knowing one of them does not tell you the other.</w:t>
+              <w:t xml:space="preserve">Mzee Kiplagat's posho mill in Eldoret has two closed containers made by Wanjiru: a cylindrical drum and a square-based box. Wanjiru says she used exactly 30,800 cm2 of iron sheet for each. (a) Explain how you can use a net to find the total surface area of a prism. (b) The box measures 50 cm x 50 cm x 129 cm. Calculate its total surface area and say whether it agrees with Wanjiru's figure. (c) Explain why knowing the surface area alone does not tell Mzee Kiplagat how much maize a container holds.</w:t>
             </w:r>
           </w:p>
         </w:tc>
@@ -611,7 +611,7 @@
                 <w:sz w:val="22"/>
                 <w:szCs w:val="22"/>
               </w:rPr>
-              <w:t xml:space="preserve">Part 2: Solving the posho mill mystery with numbers</w:t>
+              <w:t xml:space="preserve">Part 2: Testing the drum</w:t>
             </w:r>
           </w:p>
         </w:tc>
@@ -645,7 +645,7 @@
                 <w:sz w:val="18"/>
                 <w:szCs w:val="18"/>
               </w:rPr>
-              <w:t xml:space="preserve">The cylindrical drum is closed at top and bottom, is 100 cm tall, and is made from the same 59,200 cm² of iron sheet as the box. Its radius works out to about 59.2 cm. (a) Show, using the formula for the total surface area of a closed cylinder, that this radius matches the sheet area given. A small rounding difference is acceptable. (b) Calculate the volume of the drum in cm³ and in m³ to 2 decimal places. (c) Compare it with the box from Part 1. State which holds more maize, by how many cm³, and by about what percentage of the box's volume.</w:t>
+              <w:t xml:space="preserve">The drum has radius 35 cm and height 105 cm. (a) Decompose the closed drum into its parts and calculate its total surface area. Does the method reproduce Wanjiru's figure? (b) Calculate the volume of the drum and the volume of the box in cm3, then convert each to litres. (c) Which container holds more maize, and by how many litres? Does this match what Mzee Kiplagat saw?</w:t>
             </w:r>
           </w:p>
         </w:tc>
@@ -741,7 +741,7 @@
                 <w:sz w:val="22"/>
                 <w:szCs w:val="22"/>
               </w:rPr>
-              <w:t xml:space="preserve">Part 3: Why the cylinder wins</w:t>
+              <w:t xml:space="preserve">Part 3: Explaining why shape matters</w:t>
             </w:r>
           </w:p>
         </w:tc>
@@ -775,7 +775,7 @@
                 <w:sz w:val="18"/>
                 <w:szCs w:val="18"/>
               </w:rPr>
-              <w:t xml:space="preserve">Use your understanding of shapes to explain to the mill owner why the cylindrical drum holds more maize than the rectangular box even though both used the same area of iron sheet. In your explanation: (a) say what the same-height drum and box have in common and what is different about their base shapes; (b) use the idea of the isoperimetric principle from Lesson 8; (c) explain why this means your answer is not just a coincidence of these particular dimensions.</w:t>
+              <w:t xml:space="preserve">Use your evidence from Parts 1 and 2 to explain the main puzzle. (a) Complete this idea in your own words: 'Equal surface area does not mean equal volume because...'. (b) Using the cross-section of each container, explain why the drum's shape encloses more space than the box's shape for the same amount of sheet. (c) Of the solids you studied, which shape would hold the most for a given surface area? Explain why a sphere is not always the best choice for a real grain store.</w:t>
             </w:r>
           </w:p>
         </w:tc>
@@ -871,7 +871,7 @@
                 <w:sz w:val="22"/>
                 <w:szCs w:val="22"/>
               </w:rPr>
-              <w:t xml:space="preserve">Part 4: Choosing the right formula for the fundi</w:t>
+              <w:t xml:space="preserve">Part 4: Surface area question or volume question?</w:t>
             </w:r>
           </w:p>
         </w:tc>
@@ -905,7 +905,7 @@
                 <w:sz w:val="18"/>
                 <w:szCs w:val="18"/>
               </w:rPr>
-              <w:t xml:space="preserve">A metalsmith makes a conical grain funnel with base radius r = 30 cm and vertical height h = 40 cm. (a) Calculate the slant height. Explain why the slant height, not the vertical height, is used to find the sheet metal needed. (b) Find the curved surface area of the funnel, leaving your answer in terms of π and then to the nearest cm². (c) Find the volume of the cone in terms of π and then to the nearest cm³. (d) State how the volume of this cone compares with a cylinder of the same base radius and height, and how you know.</w:t>
+              <w:t xml:space="preserve">The Rift Valley cooperative wants a water tank made of a cylinder (radius 2.1 m, height 4 m, flat base) with a hemisphere on top, and a grain silo made of a cylinder (radius 2.1 m, height 6 m) with a cone roof. Mzee Kiplagat also has a pyramid roof (6 m x 6 m base, vertical height 4 m) on a small store. (a) For each of these jobs, say whether you need surface area or volume: (i) painting the tank, (ii) finding how much water the tank holds, (iii) finding how much iron sheet covers the pyramid roof (no floor), (iv) finding the space enclosed by the pyramid roof. (b) Calculate the roof sheet needed in (iii) and the volume in (iv). (c) When you find the surface area of a composite solid such as the tank, what must you do about the circle where two parts join? Why?</w:t>
             </w:r>
           </w:p>
         </w:tc>
@@ -1001,7 +1001,7 @@
                 <w:sz w:val="22"/>
                 <w:szCs w:val="22"/>
               </w:rPr>
-              <w:t xml:space="preserve">Part 5: Advice for a Kenyan artisan</w:t>
+              <w:t xml:space="preserve">Part 5: Using mathematics to design</w:t>
             </w:r>
           </w:p>
         </w:tc>
@@ -1035,7 +1035,7 @@
                 <w:sz w:val="18"/>
                 <w:szCs w:val="18"/>
               </w:rPr>
-              <w:t xml:space="preserve">A jua kali metalsmith in Kamukunji has a fixed amount of iron sheet and wants to build a grain store that holds as much maize as possible. Write a short piece of advice to the metalsmith that answers the driving question. Your advice must: (a) explain the difference between surface area and volume and say how the metalsmith can calculate each for a cylinder and for a cuboid; (b) recommend a shape from the Eldoret example and justify it with evidence from your calculations; (c) explain what the metalsmith should do for a composite solid such as a cylinder topped with a cone or hemisphere, including how to treat surfaces where two parts join.</w:t>
+              <w:t xml:space="preserve">Answer the KICD inquiry questions using your own project or the class evidence. (a) How do we determine the surface area and volume of solids? Give at least three different solids and the formula or method you used for each. (b) How are surface area and volume applied in real life in Kenya? Describe one design for a named Kenyan community need (for example a grain silo, water tank or sufuria), say which calculation you would do for sheet or paint and which for capacity, and name one career that uses this mathematics. (c) Finally, write a short final explanation (3 to 5 sentences) answering the driving question.</w:t>
             </w:r>
           </w:p>
         </w:tc>
@@ -1299,7 +1299,7 @@
                 <w:sz w:val="18"/>
                 <w:szCs w:val="18"/>
               </w:rPr>
-              <w:t xml:space="preserve">Correct use of surface area and volume formulae and calculations</w:t>
+              <w:t xml:space="preserve">Calculating surface area and volume correctly</w:t>
             </w:r>
           </w:p>
         </w:tc>
@@ -1331,7 +1331,7 @@
                 <w:sz w:val="18"/>
                 <w:szCs w:val="18"/>
               </w:rPr>
-              <w:t xml:space="preserve">Chooses the right formula every time, shows all steps, gets correct values with units and sensible rounding for the box, drum and cone.</w:t>
+              <w:t xml:space="preserve">Uses the correct method for each solid (prism, cylinder, pyramid, cone, sphere, composite), uses slant height and vertical height correctly, gets all values right (30,800 cm2; 404,250 cm3; 322,500 cm3) with correct units and working.</w:t>
             </w:r>
           </w:p>
         </w:tc>
@@ -1363,7 +1363,7 @@
                 <w:sz w:val="18"/>
                 <w:szCs w:val="18"/>
               </w:rPr>
-              <w:t xml:space="preserve">Uses mostly correct formulae and gets most values right, with minor arithmetic, rounding or unit slips.</w:t>
+              <w:t xml:space="preserve">Uses mostly correct methods and gets most values right, with one or two small slips in arithmetic, units or choice of height.</w:t>
             </w:r>
           </w:p>
         </w:tc>
@@ -1395,7 +1395,7 @@
                 <w:sz w:val="18"/>
                 <w:szCs w:val="18"/>
               </w:rPr>
-              <w:t xml:space="preserve">Uses wrong formulae or leaves out steps, with several incorrect values or missing units.</w:t>
+              <w:t xml:space="preserve">Confuses formulae, mixes slant and vertical height, or omits working and units, so the values are mostly incorrect.</w:t>
             </w:r>
           </w:p>
         </w:tc>
@@ -1461,7 +1461,7 @@
                 <w:sz w:val="18"/>
                 <w:szCs w:val="18"/>
               </w:rPr>
-              <w:t xml:space="preserve">Clearly explains that surface area is the material covering a solid and volume is the space inside, and uses the Eldoret containers to show they are independent.</w:t>
+              <w:t xml:space="preserve">States clearly that surface area is the material covering a solid and volume is the space inside, and correctly classifies each task as a surface area or volume question with reasons.</w:t>
             </w:r>
           </w:p>
         </w:tc>
@@ -1493,7 +1493,7 @@
                 <w:sz w:val="18"/>
                 <w:szCs w:val="18"/>
               </w:rPr>
-              <w:t xml:space="preserve">States the difference correctly but gives a limited link to the phenomenon.</w:t>
+              <w:t xml:space="preserve">Distinguishes the two ideas correctly but gives limited reasons or misclassifies one task.</w:t>
             </w:r>
           </w:p>
         </w:tc>
@@ -1525,7 +1525,7 @@
                 <w:sz w:val="18"/>
                 <w:szCs w:val="18"/>
               </w:rPr>
-              <w:t xml:space="preserve">Confuses surface area and volume or treats equal surface area as meaning equal volume.</w:t>
+              <w:t xml:space="preserve">Treats surface area and volume as the same thing or cannot say which one a task needs.</w:t>
             </w:r>
           </w:p>
         </w:tc>
@@ -1559,7 +1559,7 @@
                 <w:sz w:val="18"/>
                 <w:szCs w:val="18"/>
               </w:rPr>
-              <w:t xml:space="preserve">Explaining why the cylinder holds more (isoperimetric reasoning)</w:t>
+              <w:t xml:space="preserve">Explaining the phenomenon with evidence</w:t>
             </w:r>
           </w:p>
         </w:tc>
@@ -1591,7 +1591,7 @@
                 <w:sz w:val="18"/>
                 <w:szCs w:val="18"/>
               </w:rPr>
-              <w:t xml:space="preserve">Links the circular cross-section to a greater base area for the same perimeter and explains that this applies generally, not just to these numbers.</w:t>
+              <w:t xml:space="preserve">Explains why the drum holds 81.75 litres more than the box using the shared 30,800 cm2, both volumes and the cross-section areas (3,850 cm2 against 2,500 cm2), noting that the drum's larger base outweighs the box's extra height, and links to the sphere as the most efficient shape.</w:t>
             </w:r>
           </w:p>
         </w:tc>
@@ -1623,7 +1623,7 @@
                 <w:sz w:val="18"/>
                 <w:szCs w:val="18"/>
               </w:rPr>
-              <w:t xml:space="preserve">Says the circle is more efficient and links this to volume, but the reasoning is incomplete.</w:t>
+              <w:t xml:space="preserve">Explains that shape decides capacity and quotes the main numbers, but the reasoning about cross-sections is incomplete.</w:t>
             </w:r>
           </w:p>
         </w:tc>
@@ -1655,7 +1655,7 @@
                 <w:sz w:val="18"/>
                 <w:szCs w:val="18"/>
               </w:rPr>
-              <w:t xml:space="preserve">Gives no mathematical reason, or only says the cylinder is bigger.</w:t>
+              <w:t xml:space="preserve">States that the drum holds more without evidence, or suggests that equal surface area means equal volume.</w:t>
             </w:r>
           </w:p>
         </w:tc>
@@ -1689,7 +1689,7 @@
                 <w:sz w:val="18"/>
                 <w:szCs w:val="18"/>
               </w:rPr>
-              <w:t xml:space="preserve">Use of evidence and Kenyan context in the design advice</w:t>
+              <w:t xml:space="preserve">Handling composite solids and real-life application</w:t>
             </w:r>
           </w:p>
         </w:tc>
@@ -1721,7 +1721,7 @@
                 <w:sz w:val="18"/>
                 <w:szCs w:val="18"/>
               </w:rPr>
-              <w:t xml:space="preserve">Uses specific data from the Eldoret example, handles slant height and composite solids correctly, and gives practical, justified advice.</w:t>
+              <w:t xml:space="preserve">Leaves out hidden joined faces in surface area, adds the volumes of the parts, and describes a realistic Kenyan design, explaining which calculation gives sheet and which gives capacity, plus a relevant career.</w:t>
             </w:r>
           </w:p>
         </w:tc>
@@ -1753,7 +1753,7 @@
                 <w:sz w:val="18"/>
                 <w:szCs w:val="18"/>
               </w:rPr>
-              <w:t xml:space="preserve">Uses some evidence and gives reasonable advice, with small gaps on slant height or composite solids.</w:t>
+              <w:t xml:space="preserve">Handles composite solids mostly correctly and gives a reasonable Kenyan application with some detail missing.</w:t>
             </w:r>
           </w:p>
         </w:tc>
@@ -1785,7 +1785,7 @@
                 <w:sz w:val="18"/>
                 <w:szCs w:val="18"/>
               </w:rPr>
-              <w:t xml:space="preserve">Gives advice with little or no evidence, or omits the composite solid or slant height ideas.</w:t>
+              <w:t xml:space="preserve">Counts hidden faces or gives no clear real-life application.</w:t>
             </w:r>
           </w:p>
         </w:tc>
@@ -1909,7 +1909,7 @@
         </w:rPr>
         <w:t xml:space="preserve">© 2026 SeaVuria and ARES. This work is licensed under a </w:t>
       </w:r>
-      <w:hyperlink w:history="1" r:id="rIdvmpset1wu_wtws4tyvu4q">
+      <w:hyperlink w:history="1" r:id="rIdkjdas1lmumfiduiz5tzz8">
         <w:r>
           <w:rPr>
             <w:rFonts w:ascii="Arial" w:cs="Arial" w:eastAsia="Arial" w:hAnsi="Arial"/>
@@ -1929,7 +1929,7 @@
         </w:rPr>
         <w:t xml:space="preserve"> (</w:t>
       </w:r>
-      <w:hyperlink w:history="1" r:id="rIdkezva8sgyc4vzxehh3nlz">
+      <w:hyperlink w:history="1" r:id="rId57_wnytrirv17xyekvmfj">
         <w:r>
           <w:rPr>
             <w:rFonts w:ascii="Arial" w:cs="Arial" w:eastAsia="Arial" w:hAnsi="Arial"/>
@@ -1949,7 +1949,7 @@
         </w:rPr>
         <w:t xml:space="preserve">). To view a copy of this license, visit </w:t>
       </w:r>
-      <w:hyperlink w:history="1" r:id="rIdi_0duwiafb7qicaueffec">
+      <w:hyperlink w:history="1" r:id="rIdswfwwkyoz1pumf7qp5mvq">
         <w:r>
           <w:rPr>
             <w:rFonts w:ascii="Arial" w:cs="Arial" w:eastAsia="Arial" w:hAnsi="Arial"/>

--- a/data/outputs/v2/Core_Mathematics/SS2.7_Surface_Area_and_Volume_of_Solids/Core_Mathematics_Surface_Area_and_Volume_of_Solids_FinalExplanation.docx
+++ b/data/outputs/v2/Core_Mathematics/SS2.7_Surface_Area_and_Volume_of_Solids/Core_Mathematics_Surface_Area_and_Volume_of_Solids_FinalExplanation.docx
@@ -4,6 +4,7 @@
   <w:body>
     <w:p>
       <w:pPr>
+        <w:keepNext w:val="false"/>
         <w:spacing w:after="30" w:before="0"/>
         <w:jc w:val="center"/>
       </w:pPr>
@@ -23,6 +24,7 @@
     </w:p>
     <w:p>
       <w:pPr>
+        <w:keepNext w:val="false"/>
         <w:spacing w:after="60" w:before="0"/>
         <w:jc w:val="center"/>
       </w:pPr>
@@ -81,6 +83,7 @@
           </w:tcPr>
           <w:p>
             <w:pPr>
+              <w:keepNext w:val="false"/>
               <w:spacing w:after="40" w:before="0"/>
               <w:jc w:val="center"/>
             </w:pPr>
@@ -116,6 +119,7 @@
           </w:tcPr>
           <w:p>
             <w:pPr>
+              <w:keepNext w:val="false"/>
               <w:spacing w:after="40" w:before="0"/>
               <w:jc w:val="center"/>
             </w:pPr>
@@ -150,6 +154,7 @@
           </w:tcPr>
           <w:p>
             <w:pPr>
+              <w:keepNext w:val="false"/>
               <w:spacing w:after="40" w:before="0"/>
               <w:jc w:val="left"/>
             </w:pPr>
@@ -182,6 +187,7 @@
           </w:tcPr>
           <w:p>
             <w:pPr>
+              <w:keepNext w:val="false"/>
               <w:spacing w:after="40" w:before="0"/>
               <w:jc w:val="left"/>
             </w:pPr>
@@ -216,6 +222,7 @@
           </w:tcPr>
           <w:p>
             <w:pPr>
+              <w:keepNext w:val="false"/>
               <w:spacing w:after="40" w:before="0"/>
               <w:jc w:val="left"/>
             </w:pPr>
@@ -248,6 +255,7 @@
           </w:tcPr>
           <w:p>
             <w:pPr>
+              <w:keepNext w:val="false"/>
               <w:spacing w:after="40" w:before="0"/>
               <w:jc w:val="left"/>
             </w:pPr>
@@ -282,6 +290,7 @@
           </w:tcPr>
           <w:p>
             <w:pPr>
+              <w:keepNext w:val="false"/>
               <w:spacing w:after="40" w:before="0"/>
               <w:jc w:val="left"/>
             </w:pPr>
@@ -314,6 +323,7 @@
           </w:tcPr>
           <w:p>
             <w:pPr>
+              <w:keepNext w:val="false"/>
               <w:spacing w:after="40" w:before="0"/>
               <w:jc w:val="left"/>
             </w:pPr>
@@ -374,6 +384,7 @@
           </w:tcPr>
           <w:p>
             <w:pPr>
+              <w:keepNext w:val="false"/>
               <w:spacing w:after="40" w:before="0"/>
               <w:jc w:val="center"/>
             </w:pPr>
@@ -408,6 +419,7 @@
           </w:tcPr>
           <w:p>
             <w:pPr>
+              <w:keepNext w:val="false"/>
               <w:spacing w:after="40" w:before="0"/>
               <w:jc w:val="left"/>
             </w:pPr>
@@ -467,6 +479,7 @@
           </w:tcPr>
           <w:p>
             <w:pPr>
+              <w:keepNext/>
               <w:spacing w:after="40" w:before="0"/>
               <w:jc w:val="center"/>
             </w:pPr>
@@ -501,6 +514,7 @@
           </w:tcPr>
           <w:p>
             <w:pPr>
+              <w:keepNext/>
               <w:spacing w:after="40" w:before="0"/>
               <w:jc w:val="left"/>
             </w:pPr>
@@ -538,6 +552,7 @@
           </w:tcPr>
           <w:p>
             <w:pPr>
+              <w:keepNext w:val="false"/>
               <w:spacing w:after="40" w:before="0"/>
               <w:jc w:val="left"/>
             </w:pPr>
@@ -597,6 +612,7 @@
           </w:tcPr>
           <w:p>
             <w:pPr>
+              <w:keepNext/>
               <w:spacing w:after="40" w:before="0"/>
               <w:jc w:val="center"/>
             </w:pPr>
@@ -631,6 +647,7 @@
           </w:tcPr>
           <w:p>
             <w:pPr>
+              <w:keepNext/>
               <w:spacing w:after="40" w:before="0"/>
               <w:jc w:val="left"/>
             </w:pPr>
@@ -668,6 +685,7 @@
           </w:tcPr>
           <w:p>
             <w:pPr>
+              <w:keepNext w:val="false"/>
               <w:spacing w:after="40" w:before="0"/>
               <w:jc w:val="left"/>
             </w:pPr>
@@ -727,6 +745,7 @@
           </w:tcPr>
           <w:p>
             <w:pPr>
+              <w:keepNext/>
               <w:spacing w:after="40" w:before="0"/>
               <w:jc w:val="center"/>
             </w:pPr>
@@ -761,6 +780,7 @@
           </w:tcPr>
           <w:p>
             <w:pPr>
+              <w:keepNext/>
               <w:spacing w:after="40" w:before="0"/>
               <w:jc w:val="left"/>
             </w:pPr>
@@ -798,6 +818,7 @@
           </w:tcPr>
           <w:p>
             <w:pPr>
+              <w:keepNext w:val="false"/>
               <w:spacing w:after="40" w:before="0"/>
               <w:jc w:val="left"/>
             </w:pPr>
@@ -857,6 +878,7 @@
           </w:tcPr>
           <w:p>
             <w:pPr>
+              <w:keepNext/>
               <w:spacing w:after="40" w:before="0"/>
               <w:jc w:val="center"/>
             </w:pPr>
@@ -891,6 +913,7 @@
           </w:tcPr>
           <w:p>
             <w:pPr>
+              <w:keepNext/>
               <w:spacing w:after="40" w:before="0"/>
               <w:jc w:val="left"/>
             </w:pPr>
@@ -928,6 +951,7 @@
           </w:tcPr>
           <w:p>
             <w:pPr>
+              <w:keepNext w:val="false"/>
               <w:spacing w:after="40" w:before="0"/>
               <w:jc w:val="left"/>
             </w:pPr>
@@ -987,6 +1011,7 @@
           </w:tcPr>
           <w:p>
             <w:pPr>
+              <w:keepNext/>
               <w:spacing w:after="40" w:before="0"/>
               <w:jc w:val="center"/>
             </w:pPr>
@@ -1021,6 +1046,7 @@
           </w:tcPr>
           <w:p>
             <w:pPr>
+              <w:keepNext/>
               <w:spacing w:after="40" w:before="0"/>
               <w:jc w:val="left"/>
             </w:pPr>
@@ -1058,6 +1084,7 @@
           </w:tcPr>
           <w:p>
             <w:pPr>
+              <w:keepNext w:val="false"/>
               <w:spacing w:after="40" w:before="0"/>
               <w:jc w:val="left"/>
             </w:pPr>
@@ -1121,6 +1148,7 @@
           </w:tcPr>
           <w:p>
             <w:pPr>
+              <w:keepNext w:val="false"/>
               <w:spacing w:after="40" w:before="0"/>
               <w:jc w:val="center"/>
             </w:pPr>
@@ -1155,6 +1183,7 @@
           </w:tcPr>
           <w:p>
             <w:pPr>
+              <w:keepNext w:val="false"/>
               <w:spacing w:after="40" w:before="0"/>
               <w:jc w:val="left"/>
             </w:pPr>
@@ -1187,6 +1216,7 @@
           </w:tcPr>
           <w:p>
             <w:pPr>
+              <w:keepNext w:val="false"/>
               <w:spacing w:after="40" w:before="0"/>
               <w:jc w:val="left"/>
             </w:pPr>
@@ -1219,6 +1249,7 @@
           </w:tcPr>
           <w:p>
             <w:pPr>
+              <w:keepNext w:val="false"/>
               <w:spacing w:after="40" w:before="0"/>
               <w:jc w:val="left"/>
             </w:pPr>
@@ -1251,6 +1282,7 @@
           </w:tcPr>
           <w:p>
             <w:pPr>
+              <w:keepNext w:val="false"/>
               <w:spacing w:after="40" w:before="0"/>
               <w:jc w:val="left"/>
             </w:pPr>
@@ -1285,6 +1317,7 @@
           </w:tcPr>
           <w:p>
             <w:pPr>
+              <w:keepNext w:val="false"/>
               <w:spacing w:after="40" w:before="0"/>
               <w:jc w:val="left"/>
             </w:pPr>
@@ -1317,6 +1350,7 @@
           </w:tcPr>
           <w:p>
             <w:pPr>
+              <w:keepNext w:val="false"/>
               <w:spacing w:after="40" w:before="0"/>
               <w:jc w:val="left"/>
             </w:pPr>
@@ -1349,6 +1383,7 @@
           </w:tcPr>
           <w:p>
             <w:pPr>
+              <w:keepNext w:val="false"/>
               <w:spacing w:after="40" w:before="0"/>
               <w:jc w:val="left"/>
             </w:pPr>
@@ -1381,6 +1416,7 @@
           </w:tcPr>
           <w:p>
             <w:pPr>
+              <w:keepNext w:val="false"/>
               <w:spacing w:after="40" w:before="0"/>
               <w:jc w:val="left"/>
             </w:pPr>
@@ -1415,6 +1451,7 @@
           </w:tcPr>
           <w:p>
             <w:pPr>
+              <w:keepNext w:val="false"/>
               <w:spacing w:after="40" w:before="0"/>
               <w:jc w:val="left"/>
             </w:pPr>
@@ -1447,6 +1484,7 @@
           </w:tcPr>
           <w:p>
             <w:pPr>
+              <w:keepNext w:val="false"/>
               <w:spacing w:after="40" w:before="0"/>
               <w:jc w:val="left"/>
             </w:pPr>
@@ -1479,6 +1517,7 @@
           </w:tcPr>
           <w:p>
             <w:pPr>
+              <w:keepNext w:val="false"/>
               <w:spacing w:after="40" w:before="0"/>
               <w:jc w:val="left"/>
             </w:pPr>
@@ -1511,6 +1550,7 @@
           </w:tcPr>
           <w:p>
             <w:pPr>
+              <w:keepNext w:val="false"/>
               <w:spacing w:after="40" w:before="0"/>
               <w:jc w:val="left"/>
             </w:pPr>
@@ -1545,6 +1585,7 @@
           </w:tcPr>
           <w:p>
             <w:pPr>
+              <w:keepNext w:val="false"/>
               <w:spacing w:after="40" w:before="0"/>
               <w:jc w:val="left"/>
             </w:pPr>
@@ -1577,6 +1618,7 @@
           </w:tcPr>
           <w:p>
             <w:pPr>
+              <w:keepNext w:val="false"/>
               <w:spacing w:after="40" w:before="0"/>
               <w:jc w:val="left"/>
             </w:pPr>
@@ -1609,6 +1651,7 @@
           </w:tcPr>
           <w:p>
             <w:pPr>
+              <w:keepNext w:val="false"/>
               <w:spacing w:after="40" w:before="0"/>
               <w:jc w:val="left"/>
             </w:pPr>
@@ -1641,6 +1684,7 @@
           </w:tcPr>
           <w:p>
             <w:pPr>
+              <w:keepNext w:val="false"/>
               <w:spacing w:after="40" w:before="0"/>
               <w:jc w:val="left"/>
             </w:pPr>
@@ -1675,6 +1719,7 @@
           </w:tcPr>
           <w:p>
             <w:pPr>
+              <w:keepNext w:val="false"/>
               <w:spacing w:after="40" w:before="0"/>
               <w:jc w:val="left"/>
             </w:pPr>
@@ -1707,6 +1752,7 @@
           </w:tcPr>
           <w:p>
             <w:pPr>
+              <w:keepNext w:val="false"/>
               <w:spacing w:after="40" w:before="0"/>
               <w:jc w:val="left"/>
             </w:pPr>
@@ -1739,6 +1785,7 @@
           </w:tcPr>
           <w:p>
             <w:pPr>
+              <w:keepNext w:val="false"/>
               <w:spacing w:after="40" w:before="0"/>
               <w:jc w:val="left"/>
             </w:pPr>
@@ -1771,6 +1818,7 @@
           </w:tcPr>
           <w:p>
             <w:pPr>
+              <w:keepNext w:val="false"/>
               <w:spacing w:after="40" w:before="0"/>
               <w:jc w:val="left"/>
             </w:pPr>
@@ -1909,7 +1957,7 @@
         </w:rPr>
         <w:t xml:space="preserve">© 2026 SeaVuria and ARES. This work is licensed under a </w:t>
       </w:r>
-      <w:hyperlink w:history="1" r:id="rIdkjdas1lmumfiduiz5tzz8">
+      <w:hyperlink w:history="1" r:id="rIdzw7hmhnub5hfh0y-zujsx">
         <w:r>
           <w:rPr>
             <w:rFonts w:ascii="Arial" w:cs="Arial" w:eastAsia="Arial" w:hAnsi="Arial"/>
@@ -1929,7 +1977,7 @@
         </w:rPr>
         <w:t xml:space="preserve"> (</w:t>
       </w:r>
-      <w:hyperlink w:history="1" r:id="rId57_wnytrirv17xyekvmfj">
+      <w:hyperlink w:history="1" r:id="rIdoenhmau6yi01w1cpzz5dg">
         <w:r>
           <w:rPr>
             <w:rFonts w:ascii="Arial" w:cs="Arial" w:eastAsia="Arial" w:hAnsi="Arial"/>
@@ -1949,7 +1997,7 @@
         </w:rPr>
         <w:t xml:space="preserve">). To view a copy of this license, visit </w:t>
       </w:r>
-      <w:hyperlink w:history="1" r:id="rIdswfwwkyoz1pumf7qp5mvq">
+      <w:hyperlink w:history="1" r:id="rIdsown2ktknu78jddte0zbk">
         <w:r>
           <w:rPr>
             <w:rFonts w:ascii="Arial" w:cs="Arial" w:eastAsia="Arial" w:hAnsi="Arial"/>

--- a/data/outputs/v2/Core_Mathematics/SS2.7_Surface_Area_and_Volume_of_Solids/Core_Mathematics_Surface_Area_and_Volume_of_Solids_FinalExplanation.docx
+++ b/data/outputs/v2/Core_Mathematics/SS2.7_Surface_Area_and_Volume_of_Solids/Core_Mathematics_Surface_Area_and_Volume_of_Solids_FinalExplanation.docx
@@ -1957,7 +1957,7 @@
         </w:rPr>
         <w:t xml:space="preserve">© 2026 SeaVuria and ARES. This work is licensed under a </w:t>
       </w:r>
-      <w:hyperlink w:history="1" r:id="rIdzw7hmhnub5hfh0y-zujsx">
+      <w:hyperlink w:history="1" r:id="rIdkzxmhbcgu-o-0srtswhsn">
         <w:r>
           <w:rPr>
             <w:rFonts w:ascii="Arial" w:cs="Arial" w:eastAsia="Arial" w:hAnsi="Arial"/>
@@ -1977,7 +1977,7 @@
         </w:rPr>
         <w:t xml:space="preserve"> (</w:t>
       </w:r>
-      <w:hyperlink w:history="1" r:id="rIdoenhmau6yi01w1cpzz5dg">
+      <w:hyperlink w:history="1" r:id="rIdb5f1xwujwrood8t1vwzm5">
         <w:r>
           <w:rPr>
             <w:rFonts w:ascii="Arial" w:cs="Arial" w:eastAsia="Arial" w:hAnsi="Arial"/>
@@ -1997,7 +1997,7 @@
         </w:rPr>
         <w:t xml:space="preserve">). To view a copy of this license, visit </w:t>
       </w:r>
-      <w:hyperlink w:history="1" r:id="rIdsown2ktknu78jddte0zbk">
+      <w:hyperlink w:history="1" r:id="rIdgx0pxvddwaufdbfb8mk2g">
         <w:r>
           <w:rPr>
             <w:rFonts w:ascii="Arial" w:cs="Arial" w:eastAsia="Arial" w:hAnsi="Arial"/>
